--- a/documents/2as/tamarin_2as_wahda1.docx
+++ b/documents/2as/tamarin_2as_wahda1.docx
@@ -9132,6 +9132,2236 @@
         <w:spacing w:before="0" w:after="0"/>
       </w:pPr>
     </w:p>
+    <w:tbl>
+      <w:tblPr>
+        <w:tblW w:w="9864" w:type="dxa"/>
+        <w:jc w:val="center"/>
+        <w:tblBorders>
+          <w:top w:val="single" w:sz="10" w:space="0" w:color="192E53"/>
+          <w:left w:val="single" w:sz="10" w:space="0" w:color="192E53"/>
+          <w:bottom w:val="single" w:sz="10" w:space="0" w:color="192E53"/>
+          <w:right w:val="single" w:sz="10" w:space="0" w:color="192E53"/>
+          <w:insideH w:val="single" w:sz="10" w:space="0" w:color="192E53"/>
+        </w:tblBorders>
+        <w:tblLayout w:type="fixed"/>
+        <w:tblCellMar>
+          <w:top w:w="40" w:type="dxa"/>
+          <w:left w:w="140" w:type="dxa"/>
+          <w:bottom w:w="60" w:type="dxa"/>
+          <w:right w:w="140" w:type="dxa"/>
+        </w:tblCellMar>
+      </w:tblPr>
+      <w:tblGrid>
+        <w:gridCol w:w="9864"/>
+      </w:tblGrid>
+      <w:tr>
+        <w:trPr>
+          <w:cantSplit/>
+        </w:trPr>
+        <w:tc>
+          <w:tcPr>
+            <w:tcW w:w="9864" w:type="dxa"/>
+            <w:shd w:val="clear" w:color="auto" w:fill="192E53"/>
+          </w:tcPr>
+          <w:p>
+            <w:pPr>
+              <w:keepNext/>
+              <w:bidi/>
+              <w:spacing w:before="0" w:after="0"/>
+            </w:pPr>
+            <w:r>
+              <w:rPr>
+                <w:b/>
+                <w:bCs/>
+                <w:color w:val="FFFFFF"/>
+                <w:rtl/>
+              </w:rPr>
+              <w:t xml:space="preserve">التمرين 7: اتجاه تغير</w:t>
+            </w:r>
+            <w:r>
+              <w:rPr>
+                <w:b/>
+                <w:bCs/>
+                <w:color w:val="FFFFFF"/>
+                <w:rtl/>
+              </w:rPr>
+              <w:t xml:space="preserve"> </w:t>
+            </w:r>
+            <m:oMath>
+              <m:rad>
+                <m:radPr>
+                  <m:degHide m:val="on"/>
+                </m:radPr>
+                <m:deg/>
+                <m:e>
+                  <m:r>
+                    <w:rPr>
+                      <w:b/>
+                      <w:bCs/>
+                      <w:color w:val="FFFFFF"/>
+                    </w:rPr>
+                    <m:t>u</m:t>
+                  </m:r>
+                </m:e>
+              </m:rad>
+            </m:oMath>
+            <w:r>
+              <w:rPr>
+                <w:b/>
+                <w:bCs/>
+                <w:color w:val="FFFFFF"/>
+                <w:rtl/>
+              </w:rPr>
+              <w:t xml:space="preserve"> </w:t>
+            </w:r>
+            <w:r>
+              <w:rPr>
+                <w:b/>
+                <w:bCs/>
+                <w:color w:val="FFFFFF"/>
+                <w:rtl/>
+              </w:rPr>
+              <w:t xml:space="preserve">و</w:t>
+            </w:r>
+            <w:r>
+              <w:rPr>
+                <w:b/>
+                <w:bCs/>
+                <w:color w:val="FFFFFF"/>
+                <w:rtl/>
+              </w:rPr>
+              <w:t xml:space="preserve"> </w:t>
+            </w:r>
+            <m:oMath>
+              <m:f>
+                <m:fPr>
+                  <m:type m:val="bar"/>
+                </m:fPr>
+                <m:num>
+                  <m:r>
+                    <w:rPr>
+                      <w:b/>
+                      <w:bCs/>
+                      <w:color w:val="FFFFFF"/>
+                    </w:rPr>
+                    <m:t>1</m:t>
+                  </m:r>
+                </m:num>
+                <m:den>
+                  <m:r>
+                    <w:rPr>
+                      <w:b/>
+                      <w:bCs/>
+                      <w:color w:val="FFFFFF"/>
+                    </w:rPr>
+                    <m:t>u</m:t>
+                  </m:r>
+                </m:den>
+              </m:f>
+            </m:oMath>
+          </w:p>
+        </w:tc>
+      </w:tr>
+      <w:tr>
+        <w:tc>
+          <w:tcPr>
+            <w:tcW w:w="9864" w:type="dxa"/>
+            <w:shd w:val="clear" w:color="auto" w:fill="F4F5F7"/>
+          </w:tcPr>
+          <w:p>
+            <w:pPr>
+              <w:bidi/>
+            </w:pPr>
+            <w:r>
+              <w:rPr>
+                <w:rtl/>
+              </w:rPr>
+              <w:t xml:space="preserve">ادرس اتجاه تغير كل دالة على المجال المعطى:</w:t>
+            </w:r>
+          </w:p>
+          <w:p>
+            <w:pPr>
+              <w:numPr>
+                <w:ilvl w:val="0"/>
+                <w:numId w:val="1012"/>
+              </w:numPr>
+              <w:bidi/>
+            </w:pPr>
+            <m:oMath>
+              <m:r>
+                <m:t>f</m:t>
+              </m:r>
+              <m:d>
+                <m:dPr>
+                  <m:begChr m:val="("/>
+                  <m:endChr m:val=")"/>
+                  <m:sepChr m:val=""/>
+                  <m:grow/>
+                </m:dPr>
+                <m:e>
+                  <m:r>
+                    <m:t>x</m:t>
+                  </m:r>
+                </m:e>
+              </m:d>
+              <m:r>
+                <m:rPr>
+                  <m:sty m:val="p"/>
+                </m:rPr>
+                <m:t>=</m:t>
+              </m:r>
+              <m:rad>
+                <m:radPr>
+                  <m:degHide m:val="on"/>
+                </m:radPr>
+                <m:deg/>
+                <m:e>
+                  <m:r>
+                    <m:t>3</m:t>
+                  </m:r>
+                  <m:r>
+                    <m:rPr>
+                      <m:sty m:val="p"/>
+                    </m:rPr>
+                    <m:t>−</m:t>
+                  </m:r>
+                  <m:r>
+                    <m:t>x</m:t>
+                  </m:r>
+                </m:e>
+              </m:rad>
+            </m:oMath>
+            <w:r>
+              <w:rPr>
+                <w:rtl/>
+              </w:rPr>
+              <w:t xml:space="preserve"> </w:t>
+            </w:r>
+            <w:r>
+              <w:rPr>
+                <w:rtl/>
+              </w:rPr>
+              <w:t xml:space="preserve">على</w:t>
+            </w:r>
+            <w:r>
+              <w:rPr>
+                <w:rtl/>
+              </w:rPr>
+              <w:t xml:space="preserve"> </w:t>
+            </w:r>
+            <m:oMath>
+              <m:r>
+                <m:rPr>
+                  <m:sty m:val="p"/>
+                </m:rPr>
+                <m:t>]</m:t>
+              </m:r>
+              <m:r>
+                <m:rPr>
+                  <m:sty m:val="p"/>
+                </m:rPr>
+                <m:t>−</m:t>
+              </m:r>
+              <m:r>
+                <m:rPr>
+                  <m:sty m:val="p"/>
+                </m:rPr>
+                <m:t>∞</m:t>
+              </m:r>
+              <m:r>
+                <m:rPr>
+                  <m:sty m:val="p"/>
+                </m:rPr>
+                <m:t>;</m:t>
+              </m:r>
+              <m:r>
+                <m:t>3</m:t>
+              </m:r>
+              <m:r>
+                <m:rPr>
+                  <m:sty m:val="p"/>
+                </m:rPr>
+                <m:t>]</m:t>
+              </m:r>
+            </m:oMath>
+            <w:r>
+              <w:rPr>
+                <w:rtl/>
+              </w:rPr>
+              <w:t xml:space="preserve">.</w:t>
+            </w:r>
+          </w:p>
+          <w:p>
+            <w:pPr>
+              <w:numPr>
+                <w:ilvl w:val="0"/>
+                <w:numId w:val="1012"/>
+              </w:numPr>
+              <w:bidi/>
+            </w:pPr>
+            <m:oMath>
+              <m:r>
+                <m:t>g</m:t>
+              </m:r>
+              <m:d>
+                <m:dPr>
+                  <m:begChr m:val="("/>
+                  <m:endChr m:val=")"/>
+                  <m:sepChr m:val=""/>
+                  <m:grow/>
+                </m:dPr>
+                <m:e>
+                  <m:r>
+                    <m:t>x</m:t>
+                  </m:r>
+                </m:e>
+              </m:d>
+              <m:r>
+                <m:rPr>
+                  <m:sty m:val="p"/>
+                </m:rPr>
+                <m:t>=</m:t>
+              </m:r>
+              <m:f>
+                <m:fPr>
+                  <m:type m:val="bar"/>
+                </m:fPr>
+                <m:num>
+                  <m:r>
+                    <m:t>1</m:t>
+                  </m:r>
+                </m:num>
+                <m:den>
+                  <m:sSup>
+                    <m:e>
+                      <m:r>
+                        <m:t>x</m:t>
+                      </m:r>
+                    </m:e>
+                    <m:sup>
+                      <m:r>
+                        <m:t>2</m:t>
+                      </m:r>
+                    </m:sup>
+                  </m:sSup>
+                  <m:r>
+                    <m:rPr>
+                      <m:sty m:val="p"/>
+                    </m:rPr>
+                    <m:t>−</m:t>
+                  </m:r>
+                  <m:r>
+                    <m:t>4</m:t>
+                  </m:r>
+                  <m:r>
+                    <m:t>x</m:t>
+                  </m:r>
+                  <m:r>
+                    <m:rPr>
+                      <m:sty m:val="p"/>
+                    </m:rPr>
+                    <m:t>+</m:t>
+                  </m:r>
+                  <m:r>
+                    <m:t>5</m:t>
+                  </m:r>
+                </m:den>
+              </m:f>
+            </m:oMath>
+            <w:r>
+              <w:rPr>
+                <w:rtl/>
+              </w:rPr>
+              <w:t xml:space="preserve"> </w:t>
+            </w:r>
+            <w:r>
+              <w:rPr>
+                <w:rtl/>
+              </w:rPr>
+              <w:t xml:space="preserve">على</w:t>
+            </w:r>
+            <w:r>
+              <w:rPr>
+                <w:rtl/>
+              </w:rPr>
+              <w:t xml:space="preserve"> </w:t>
+            </w:r>
+            <m:oMath>
+              <m:r>
+                <m:rPr>
+                  <m:sty m:val="p"/>
+                  <m:scr m:val="double-struck"/>
+                </m:rPr>
+                <m:t>R</m:t>
+              </m:r>
+            </m:oMath>
+            <w:r>
+              <w:rPr>
+                <w:rtl/>
+              </w:rPr>
+              <w:t xml:space="preserve"> </w:t>
+            </w:r>
+            <w:r>
+              <w:rPr>
+                <w:rtl/>
+              </w:rPr>
+              <w:t xml:space="preserve">، ثم استنتج القيمة الحدية العظمى لـ</w:t>
+            </w:r>
+            <w:r>
+              <w:rPr>
+                <w:rtl/>
+              </w:rPr>
+              <w:t xml:space="preserve"> </w:t>
+            </w:r>
+            <m:oMath>
+              <m:r>
+                <m:t>g</m:t>
+              </m:r>
+            </m:oMath>
+            <w:r>
+              <w:rPr>
+                <w:rtl/>
+              </w:rPr>
+              <w:t xml:space="preserve">.</w:t>
+            </w:r>
+          </w:p>
+          <w:p>
+            <w:pPr>
+              <w:numPr>
+                <w:ilvl w:val="0"/>
+                <w:numId w:val="1012"/>
+              </w:numPr>
+              <w:bidi/>
+            </w:pPr>
+            <m:oMath>
+              <m:r>
+                <m:t>h</m:t>
+              </m:r>
+              <m:d>
+                <m:dPr>
+                  <m:begChr m:val="("/>
+                  <m:endChr m:val=")"/>
+                  <m:sepChr m:val=""/>
+                  <m:grow/>
+                </m:dPr>
+                <m:e>
+                  <m:r>
+                    <m:t>x</m:t>
+                  </m:r>
+                </m:e>
+              </m:d>
+              <m:r>
+                <m:rPr>
+                  <m:sty m:val="p"/>
+                </m:rPr>
+                <m:t>=</m:t>
+              </m:r>
+              <m:rad>
+                <m:radPr>
+                  <m:degHide m:val="on"/>
+                </m:radPr>
+                <m:deg/>
+                <m:e>
+                  <m:sSup>
+                    <m:e>
+                      <m:r>
+                        <m:t>x</m:t>
+                      </m:r>
+                    </m:e>
+                    <m:sup>
+                      <m:r>
+                        <m:t>2</m:t>
+                      </m:r>
+                    </m:sup>
+                  </m:sSup>
+                  <m:r>
+                    <m:rPr>
+                      <m:sty m:val="p"/>
+                    </m:rPr>
+                    <m:t>+</m:t>
+                  </m:r>
+                  <m:r>
+                    <m:t>2</m:t>
+                  </m:r>
+                  <m:r>
+                    <m:t>x</m:t>
+                  </m:r>
+                  <m:r>
+                    <m:rPr>
+                      <m:sty m:val="p"/>
+                    </m:rPr>
+                    <m:t>+</m:t>
+                  </m:r>
+                  <m:r>
+                    <m:t>3</m:t>
+                  </m:r>
+                </m:e>
+              </m:rad>
+            </m:oMath>
+            <w:r>
+              <w:rPr>
+                <w:rtl/>
+              </w:rPr>
+              <w:t xml:space="preserve"> </w:t>
+            </w:r>
+            <w:r>
+              <w:rPr>
+                <w:rtl/>
+              </w:rPr>
+              <w:t xml:space="preserve">على</w:t>
+            </w:r>
+            <w:r>
+              <w:rPr>
+                <w:rtl/>
+              </w:rPr>
+              <w:t xml:space="preserve"> </w:t>
+            </w:r>
+            <m:oMath>
+              <m:r>
+                <m:rPr>
+                  <m:sty m:val="p"/>
+                  <m:scr m:val="double-struck"/>
+                </m:rPr>
+                <m:t>R</m:t>
+              </m:r>
+            </m:oMath>
+            <w:r>
+              <w:rPr>
+                <w:rtl/>
+              </w:rPr>
+              <w:t xml:space="preserve">.</w:t>
+            </w:r>
+          </w:p>
+          <w:p>
+            <w:pPr>
+              <w:numPr>
+                <w:ilvl w:val="0"/>
+                <w:numId w:val="1012"/>
+              </w:numPr>
+              <w:bidi/>
+            </w:pPr>
+            <m:oMath>
+              <m:r>
+                <m:t>k</m:t>
+              </m:r>
+              <m:d>
+                <m:dPr>
+                  <m:begChr m:val="("/>
+                  <m:endChr m:val=")"/>
+                  <m:sepChr m:val=""/>
+                  <m:grow/>
+                </m:dPr>
+                <m:e>
+                  <m:r>
+                    <m:t>x</m:t>
+                  </m:r>
+                </m:e>
+              </m:d>
+              <m:r>
+                <m:rPr>
+                  <m:sty m:val="p"/>
+                </m:rPr>
+                <m:t>=</m:t>
+              </m:r>
+              <m:r>
+                <m:t>3</m:t>
+              </m:r>
+              <m:r>
+                <m:rPr>
+                  <m:sty m:val="p"/>
+                </m:rPr>
+                <m:t>−</m:t>
+              </m:r>
+              <m:f>
+                <m:fPr>
+                  <m:type m:val="bar"/>
+                </m:fPr>
+                <m:num>
+                  <m:r>
+                    <m:t>2</m:t>
+                  </m:r>
+                </m:num>
+                <m:den>
+                  <m:rad>
+                    <m:radPr>
+                      <m:degHide m:val="on"/>
+                    </m:radPr>
+                    <m:deg/>
+                    <m:e>
+                      <m:r>
+                        <m:t>x</m:t>
+                      </m:r>
+                    </m:e>
+                  </m:rad>
+                  <m:r>
+                    <m:rPr>
+                      <m:sty m:val="p"/>
+                    </m:rPr>
+                    <m:t>+</m:t>
+                  </m:r>
+                  <m:r>
+                    <m:t>1</m:t>
+                  </m:r>
+                </m:den>
+              </m:f>
+            </m:oMath>
+            <w:r>
+              <w:rPr>
+                <w:rtl/>
+              </w:rPr>
+              <w:t xml:space="preserve"> </w:t>
+            </w:r>
+            <w:r>
+              <w:rPr>
+                <w:rtl/>
+              </w:rPr>
+              <w:t xml:space="preserve">على</w:t>
+            </w:r>
+            <w:r>
+              <w:rPr>
+                <w:rtl/>
+              </w:rPr>
+              <w:t xml:space="preserve"> </w:t>
+            </w:r>
+            <m:oMath>
+              <m:r>
+                <m:rPr>
+                  <m:sty m:val="p"/>
+                </m:rPr>
+                <m:t>[</m:t>
+              </m:r>
+              <m:r>
+                <m:t>0</m:t>
+              </m:r>
+              <m:r>
+                <m:rPr>
+                  <m:sty m:val="p"/>
+                </m:rPr>
+                <m:t>;</m:t>
+              </m:r>
+              <m:r>
+                <m:rPr>
+                  <m:sty m:val="p"/>
+                </m:rPr>
+                <m:t>+</m:t>
+              </m:r>
+              <m:r>
+                <m:rPr>
+                  <m:sty m:val="p"/>
+                </m:rPr>
+                <m:t>∞</m:t>
+              </m:r>
+              <m:r>
+                <m:rPr>
+                  <m:sty m:val="p"/>
+                </m:rPr>
+                <m:t>[</m:t>
+              </m:r>
+            </m:oMath>
+            <w:r>
+              <w:rPr>
+                <w:rtl/>
+              </w:rPr>
+              <w:t xml:space="preserve">.</w:t>
+            </w:r>
+          </w:p>
+        </w:tc>
+      </w:tr>
+    </w:tbl>
+    <w:p>
+      <w:pPr>
+        <w:bidi/>
+        <w:spacing w:before="0" w:after="0"/>
+      </w:pPr>
+    </w:p>
+    <w:tbl>
+      <w:tblPr>
+        <w:tblW w:w="9864" w:type="dxa"/>
+        <w:jc w:val="center"/>
+        <w:tblBorders>
+          <w:top w:val="single" w:sz="10" w:space="0" w:color="00544A"/>
+          <w:left w:val="single" w:sz="10" w:space="0" w:color="00544A"/>
+          <w:bottom w:val="single" w:sz="10" w:space="0" w:color="00544A"/>
+          <w:right w:val="single" w:sz="10" w:space="0" w:color="00544A"/>
+          <w:insideH w:val="single" w:sz="10" w:space="0" w:color="00544A"/>
+        </w:tblBorders>
+        <w:tblLayout w:type="fixed"/>
+        <w:tblCellMar>
+          <w:top w:w="40" w:type="dxa"/>
+          <w:left w:w="140" w:type="dxa"/>
+          <w:bottom w:w="60" w:type="dxa"/>
+          <w:right w:w="140" w:type="dxa"/>
+        </w:tblCellMar>
+      </w:tblPr>
+      <w:tblGrid>
+        <w:gridCol w:w="9864"/>
+      </w:tblGrid>
+      <w:tr>
+        <w:trPr>
+          <w:cantSplit/>
+        </w:trPr>
+        <w:tc>
+          <w:tcPr>
+            <w:tcW w:w="9864" w:type="dxa"/>
+            <w:shd w:val="clear" w:color="auto" w:fill="00544A"/>
+          </w:tcPr>
+          <w:p>
+            <w:pPr>
+              <w:keepNext/>
+              <w:bidi/>
+              <w:spacing w:before="0" w:after="0"/>
+            </w:pPr>
+            <w:r>
+              <w:rPr>
+                <w:b/>
+                <w:bCs/>
+                <w:color w:val="FFFFFF"/>
+                <w:rtl/>
+              </w:rPr>
+              <w:t xml:space="preserve">حل التمرين 7</w:t>
+            </w:r>
+          </w:p>
+        </w:tc>
+      </w:tr>
+      <w:tr>
+        <w:tc>
+          <w:tcPr>
+            <w:tcW w:w="9864" w:type="dxa"/>
+            <w:shd w:val="clear" w:color="auto" w:fill="F2F8F7"/>
+          </w:tcPr>
+          <w:p>
+            <w:pPr>
+              <w:numPr>
+                <w:ilvl w:val="0"/>
+                <w:numId w:val="1013"/>
+              </w:numPr>
+              <w:bidi/>
+            </w:pPr>
+            <m:oMath>
+              <m:r>
+                <m:t>u</m:t>
+              </m:r>
+              <m:d>
+                <m:dPr>
+                  <m:begChr m:val="("/>
+                  <m:endChr m:val=")"/>
+                  <m:sepChr m:val=""/>
+                  <m:grow/>
+                </m:dPr>
+                <m:e>
+                  <m:r>
+                    <m:t>x</m:t>
+                  </m:r>
+                </m:e>
+              </m:d>
+              <m:r>
+                <m:rPr>
+                  <m:sty m:val="p"/>
+                </m:rPr>
+                <m:t>=</m:t>
+              </m:r>
+              <m:r>
+                <m:t>3</m:t>
+              </m:r>
+              <m:r>
+                <m:rPr>
+                  <m:sty m:val="p"/>
+                </m:rPr>
+                <m:t>−</m:t>
+              </m:r>
+              <m:r>
+                <m:t>x</m:t>
+              </m:r>
+              <m:r>
+                <m:rPr>
+                  <m:sty m:val="p"/>
+                </m:rPr>
+                <m:t>≥</m:t>
+              </m:r>
+              <m:r>
+                <m:t>0</m:t>
+              </m:r>
+            </m:oMath>
+            <w:r>
+              <w:rPr>
+                <w:rtl/>
+              </w:rPr>
+              <w:t xml:space="preserve"> </w:t>
+            </w:r>
+            <w:r>
+              <w:rPr>
+                <w:rtl/>
+              </w:rPr>
+              <w:t xml:space="preserve">على</w:t>
+            </w:r>
+            <w:r>
+              <w:rPr>
+                <w:rtl/>
+              </w:rPr>
+              <w:t xml:space="preserve"> </w:t>
+            </w:r>
+            <m:oMath>
+              <m:r>
+                <m:rPr>
+                  <m:sty m:val="p"/>
+                </m:rPr>
+                <m:t>]</m:t>
+              </m:r>
+              <m:r>
+                <m:rPr>
+                  <m:sty m:val="p"/>
+                </m:rPr>
+                <m:t>−</m:t>
+              </m:r>
+              <m:r>
+                <m:rPr>
+                  <m:sty m:val="p"/>
+                </m:rPr>
+                <m:t>∞</m:t>
+              </m:r>
+              <m:r>
+                <m:rPr>
+                  <m:sty m:val="p"/>
+                </m:rPr>
+                <m:t>;</m:t>
+              </m:r>
+              <m:r>
+                <m:t>3</m:t>
+              </m:r>
+              <m:r>
+                <m:rPr>
+                  <m:sty m:val="p"/>
+                </m:rPr>
+                <m:t>]</m:t>
+              </m:r>
+            </m:oMath>
+            <w:r>
+              <w:rPr>
+                <w:rtl/>
+              </w:rPr>
+              <w:t xml:space="preserve"> </w:t>
+            </w:r>
+            <w:r>
+              <w:rPr>
+                <w:rtl/>
+              </w:rPr>
+              <w:t xml:space="preserve">ومتناقصة تماماً ، إذن</w:t>
+            </w:r>
+            <w:r>
+              <w:rPr>
+                <w:rtl/>
+              </w:rPr>
+              <w:t xml:space="preserve"> </w:t>
+            </w:r>
+            <m:oMath>
+              <m:r>
+                <m:t>f</m:t>
+              </m:r>
+              <m:r>
+                <m:rPr>
+                  <m:sty m:val="p"/>
+                </m:rPr>
+                <m:t>=</m:t>
+              </m:r>
+              <m:rad>
+                <m:radPr>
+                  <m:degHide m:val="on"/>
+                </m:radPr>
+                <m:deg/>
+                <m:e>
+                  <m:r>
+                    <m:t>u</m:t>
+                  </m:r>
+                </m:e>
+              </m:rad>
+            </m:oMath>
+            <w:r>
+              <w:rPr>
+                <w:rtl/>
+              </w:rPr>
+              <w:t xml:space="preserve"> </w:t>
+            </w:r>
+            <w:r>
+              <w:rPr>
+                <w:b/>
+                <w:bCs/>
+                <w:rtl/>
+              </w:rPr>
+              <w:t xml:space="preserve">متناقصة تماماً</w:t>
+            </w:r>
+            <w:r>
+              <w:rPr>
+                <w:rtl/>
+              </w:rPr>
+              <w:t xml:space="preserve"> </w:t>
+            </w:r>
+            <w:r>
+              <w:rPr>
+                <w:rtl/>
+              </w:rPr>
+              <w:t xml:space="preserve">على</w:t>
+            </w:r>
+            <w:r>
+              <w:rPr>
+                <w:rtl/>
+              </w:rPr>
+              <w:t xml:space="preserve"> </w:t>
+            </w:r>
+            <m:oMath>
+              <m:r>
+                <m:rPr>
+                  <m:sty m:val="p"/>
+                </m:rPr>
+                <m:t>]</m:t>
+              </m:r>
+              <m:r>
+                <m:rPr>
+                  <m:sty m:val="p"/>
+                </m:rPr>
+                <m:t>−</m:t>
+              </m:r>
+              <m:r>
+                <m:rPr>
+                  <m:sty m:val="p"/>
+                </m:rPr>
+                <m:t>∞</m:t>
+              </m:r>
+              <m:r>
+                <m:rPr>
+                  <m:sty m:val="p"/>
+                </m:rPr>
+                <m:t>;</m:t>
+              </m:r>
+              <m:r>
+                <m:t>3</m:t>
+              </m:r>
+              <m:r>
+                <m:rPr>
+                  <m:sty m:val="p"/>
+                </m:rPr>
+                <m:t>]</m:t>
+              </m:r>
+            </m:oMath>
+            <w:r>
+              <w:rPr>
+                <w:rtl/>
+              </w:rPr>
+              <w:t xml:space="preserve">.</w:t>
+            </w:r>
+          </w:p>
+          <w:p>
+            <w:pPr>
+              <w:numPr>
+                <w:ilvl w:val="0"/>
+                <w:numId w:val="1013"/>
+              </w:numPr>
+              <w:bidi/>
+            </w:pPr>
+            <m:oMath>
+              <m:r>
+                <m:t>u</m:t>
+              </m:r>
+              <m:d>
+                <m:dPr>
+                  <m:begChr m:val="("/>
+                  <m:endChr m:val=")"/>
+                  <m:sepChr m:val=""/>
+                  <m:grow/>
+                </m:dPr>
+                <m:e>
+                  <m:r>
+                    <m:t>x</m:t>
+                  </m:r>
+                </m:e>
+              </m:d>
+              <m:r>
+                <m:rPr>
+                  <m:sty m:val="p"/>
+                </m:rPr>
+                <m:t>=</m:t>
+              </m:r>
+              <m:sSup>
+                <m:e>
+                  <m:r>
+                    <m:t>x</m:t>
+                  </m:r>
+                </m:e>
+                <m:sup>
+                  <m:r>
+                    <m:t>2</m:t>
+                  </m:r>
+                </m:sup>
+              </m:sSup>
+              <m:r>
+                <m:rPr>
+                  <m:sty m:val="p"/>
+                </m:rPr>
+                <m:t>−</m:t>
+              </m:r>
+              <m:r>
+                <m:t>4</m:t>
+              </m:r>
+              <m:r>
+                <m:t>x</m:t>
+              </m:r>
+              <m:r>
+                <m:rPr>
+                  <m:sty m:val="p"/>
+                </m:rPr>
+                <m:t>+</m:t>
+              </m:r>
+              <m:r>
+                <m:t>5</m:t>
+              </m:r>
+              <m:r>
+                <m:rPr>
+                  <m:sty m:val="p"/>
+                </m:rPr>
+                <m:t>=</m:t>
+              </m:r>
+              <m:sSup>
+                <m:e>
+                  <m:d>
+                    <m:dPr>
+                      <m:begChr m:val="("/>
+                      <m:endChr m:val=")"/>
+                      <m:sepChr m:val=""/>
+                      <m:grow/>
+                    </m:dPr>
+                    <m:e>
+                      <m:r>
+                        <m:t>x</m:t>
+                      </m:r>
+                      <m:r>
+                        <m:rPr>
+                          <m:sty m:val="p"/>
+                        </m:rPr>
+                        <m:t>−</m:t>
+                      </m:r>
+                      <m:r>
+                        <m:t>2</m:t>
+                      </m:r>
+                    </m:e>
+                  </m:d>
+                </m:e>
+                <m:sup>
+                  <m:r>
+                    <m:t>2</m:t>
+                  </m:r>
+                </m:sup>
+              </m:sSup>
+              <m:r>
+                <m:rPr>
+                  <m:sty m:val="p"/>
+                </m:rPr>
+                <m:t>+</m:t>
+              </m:r>
+              <m:r>
+                <m:t>1</m:t>
+              </m:r>
+              <m:r>
+                <m:rPr>
+                  <m:sty m:val="p"/>
+                </m:rPr>
+                <m:t>≥</m:t>
+              </m:r>
+              <m:r>
+                <m:t>1</m:t>
+              </m:r>
+              <m:r>
+                <m:rPr>
+                  <m:sty m:val="p"/>
+                </m:rPr>
+                <m:t>&gt;</m:t>
+              </m:r>
+              <m:r>
+                <m:t>0</m:t>
+              </m:r>
+            </m:oMath>
+            <w:r>
+              <w:rPr>
+                <w:rtl/>
+              </w:rPr>
+              <w:t xml:space="preserve">: لا تنعدم وإشارتها ثابتة.  </w:t>
+            </w:r>
+            <m:oMath>
+              <m:r>
+                <m:t>u</m:t>
+              </m:r>
+            </m:oMath>
+            <w:r>
+              <w:rPr>
+                <w:rtl/>
+              </w:rPr>
+              <w:t xml:space="preserve"> </w:t>
+            </w:r>
+            <w:r>
+              <w:rPr>
+                <w:rtl/>
+              </w:rPr>
+              <w:t xml:space="preserve">متناقصة تماماً على</w:t>
+            </w:r>
+            <w:r>
+              <w:rPr>
+                <w:rtl/>
+              </w:rPr>
+              <w:t xml:space="preserve"> </w:t>
+            </w:r>
+            <m:oMath>
+              <m:r>
+                <m:rPr>
+                  <m:sty m:val="p"/>
+                </m:rPr>
+                <m:t>]</m:t>
+              </m:r>
+              <m:r>
+                <m:rPr>
+                  <m:sty m:val="p"/>
+                </m:rPr>
+                <m:t>−</m:t>
+              </m:r>
+              <m:r>
+                <m:rPr>
+                  <m:sty m:val="p"/>
+                </m:rPr>
+                <m:t>∞</m:t>
+              </m:r>
+              <m:r>
+                <m:rPr>
+                  <m:sty m:val="p"/>
+                </m:rPr>
+                <m:t>;</m:t>
+              </m:r>
+              <m:r>
+                <m:t>2</m:t>
+              </m:r>
+              <m:r>
+                <m:rPr>
+                  <m:sty m:val="p"/>
+                </m:rPr>
+                <m:t>]</m:t>
+              </m:r>
+            </m:oMath>
+            <w:r>
+              <w:rPr>
+                <w:rtl/>
+              </w:rPr>
+              <w:t xml:space="preserve"> </w:t>
+            </w:r>
+            <w:r>
+              <w:rPr>
+                <w:rtl/>
+              </w:rPr>
+              <w:t xml:space="preserve">ومتزايدة تماماً على</w:t>
+            </w:r>
+            <w:r>
+              <w:rPr>
+                <w:rtl/>
+              </w:rPr>
+              <w:t xml:space="preserve"> </w:t>
+            </w:r>
+            <m:oMath>
+              <m:r>
+                <m:rPr>
+                  <m:sty m:val="p"/>
+                </m:rPr>
+                <m:t>[</m:t>
+              </m:r>
+              <m:r>
+                <m:t>2</m:t>
+              </m:r>
+              <m:r>
+                <m:rPr>
+                  <m:sty m:val="p"/>
+                </m:rPr>
+                <m:t>;</m:t>
+              </m:r>
+              <m:r>
+                <m:rPr>
+                  <m:sty m:val="p"/>
+                </m:rPr>
+                <m:t>+</m:t>
+              </m:r>
+              <m:r>
+                <m:rPr>
+                  <m:sty m:val="p"/>
+                </m:rPr>
+                <m:t>∞</m:t>
+              </m:r>
+              <m:r>
+                <m:rPr>
+                  <m:sty m:val="p"/>
+                </m:rPr>
+                <m:t>[</m:t>
+              </m:r>
+            </m:oMath>
+            <w:r>
+              <w:rPr>
+                <w:rtl/>
+              </w:rPr>
+              <w:t xml:space="preserve"> </w:t>
+            </w:r>
+            <w:r>
+              <w:rPr>
+                <w:rtl/>
+              </w:rPr>
+              <w:t xml:space="preserve">، إذن</w:t>
+            </w:r>
+            <w:r>
+              <w:rPr>
+                <w:rtl/>
+              </w:rPr>
+              <w:t xml:space="preserve"> </w:t>
+            </w:r>
+            <m:oMath>
+              <m:r>
+                <m:t>g</m:t>
+              </m:r>
+              <m:r>
+                <m:rPr>
+                  <m:sty m:val="p"/>
+                </m:rPr>
+                <m:t>=</m:t>
+              </m:r>
+              <m:f>
+                <m:fPr>
+                  <m:type m:val="bar"/>
+                </m:fPr>
+                <m:num>
+                  <m:r>
+                    <m:t>1</m:t>
+                  </m:r>
+                </m:num>
+                <m:den>
+                  <m:r>
+                    <m:t>u</m:t>
+                  </m:r>
+                </m:den>
+              </m:f>
+            </m:oMath>
+            <w:r>
+              <w:rPr>
+                <w:rtl/>
+              </w:rPr>
+              <w:t xml:space="preserve"> </w:t>
+            </w:r>
+            <w:r>
+              <w:rPr>
+                <w:b/>
+                <w:bCs/>
+                <w:rtl/>
+              </w:rPr>
+              <w:t xml:space="preserve">متزايدة تماماً</w:t>
+            </w:r>
+            <w:r>
+              <w:rPr>
+                <w:rtl/>
+              </w:rPr>
+              <w:t xml:space="preserve"> </w:t>
+            </w:r>
+            <w:r>
+              <w:rPr>
+                <w:rtl/>
+              </w:rPr>
+              <w:t xml:space="preserve">على</w:t>
+            </w:r>
+            <w:r>
+              <w:rPr>
+                <w:rtl/>
+              </w:rPr>
+              <w:t xml:space="preserve"> </w:t>
+            </w:r>
+            <m:oMath>
+              <m:r>
+                <m:rPr>
+                  <m:sty m:val="p"/>
+                </m:rPr>
+                <m:t>]</m:t>
+              </m:r>
+              <m:r>
+                <m:rPr>
+                  <m:sty m:val="p"/>
+                </m:rPr>
+                <m:t>−</m:t>
+              </m:r>
+              <m:r>
+                <m:rPr>
+                  <m:sty m:val="p"/>
+                </m:rPr>
+                <m:t>∞</m:t>
+              </m:r>
+              <m:r>
+                <m:rPr>
+                  <m:sty m:val="p"/>
+                </m:rPr>
+                <m:t>;</m:t>
+              </m:r>
+              <m:r>
+                <m:t>2</m:t>
+              </m:r>
+              <m:r>
+                <m:rPr>
+                  <m:sty m:val="p"/>
+                </m:rPr>
+                <m:t>]</m:t>
+              </m:r>
+            </m:oMath>
+            <w:r>
+              <w:rPr>
+                <w:rtl/>
+              </w:rPr>
+              <w:t xml:space="preserve"> </w:t>
+            </w:r>
+            <w:r>
+              <w:rPr>
+                <w:rtl/>
+              </w:rPr>
+              <w:t xml:space="preserve">و</w:t>
+            </w:r>
+            <w:r>
+              <w:rPr>
+                <w:b/>
+                <w:bCs/>
+                <w:rtl/>
+              </w:rPr>
+              <w:t xml:space="preserve">متناقصة تماماً</w:t>
+            </w:r>
+            <w:r>
+              <w:rPr>
+                <w:rtl/>
+              </w:rPr>
+              <w:t xml:space="preserve"> </w:t>
+            </w:r>
+            <w:r>
+              <w:rPr>
+                <w:rtl/>
+              </w:rPr>
+              <w:t xml:space="preserve">على</w:t>
+            </w:r>
+            <w:r>
+              <w:rPr>
+                <w:rtl/>
+              </w:rPr>
+              <w:t xml:space="preserve"> </w:t>
+            </w:r>
+            <m:oMath>
+              <m:r>
+                <m:rPr>
+                  <m:sty m:val="p"/>
+                </m:rPr>
+                <m:t>[</m:t>
+              </m:r>
+              <m:r>
+                <m:t>2</m:t>
+              </m:r>
+              <m:r>
+                <m:rPr>
+                  <m:sty m:val="p"/>
+                </m:rPr>
+                <m:t>;</m:t>
+              </m:r>
+              <m:r>
+                <m:rPr>
+                  <m:sty m:val="p"/>
+                </m:rPr>
+                <m:t>+</m:t>
+              </m:r>
+              <m:r>
+                <m:rPr>
+                  <m:sty m:val="p"/>
+                </m:rPr>
+                <m:t>∞</m:t>
+              </m:r>
+              <m:r>
+                <m:rPr>
+                  <m:sty m:val="p"/>
+                </m:rPr>
+                <m:t>[</m:t>
+              </m:r>
+            </m:oMath>
+            <w:r>
+              <w:rPr>
+                <w:rtl/>
+              </w:rPr>
+              <w:t xml:space="preserve">.</w:t>
+            </w:r>
+            <w:r>
+              <w:rPr>
+                <w:rtl/>
+              </w:rPr>
+              <w:br/>
+            </w:r>
+            <w:r>
+              <w:rPr>
+                <w:rtl/>
+              </w:rPr>
+              <w:t xml:space="preserve">القيمة الحدية العظمى:</w:t>
+            </w:r>
+            <w:r>
+              <w:rPr>
+                <w:rtl/>
+              </w:rPr>
+              <w:t xml:space="preserve"> </w:t>
+            </w:r>
+            <m:oMath>
+              <m:borderBox>
+                <m:e>
+                  <m:r>
+                    <m:t>g</m:t>
+                  </m:r>
+                  <m:d>
+                    <m:dPr>
+                      <m:begChr m:val="("/>
+                      <m:endChr m:val=")"/>
+                      <m:sepChr m:val=""/>
+                      <m:grow/>
+                    </m:dPr>
+                    <m:e>
+                      <m:r>
+                        <m:t>2</m:t>
+                      </m:r>
+                    </m:e>
+                  </m:d>
+                  <m:r>
+                    <m:rPr>
+                      <m:sty m:val="p"/>
+                    </m:rPr>
+                    <m:t>=</m:t>
+                  </m:r>
+                  <m:r>
+                    <m:t>1</m:t>
+                  </m:r>
+                </m:e>
+              </m:borderBox>
+            </m:oMath>
+            <w:r>
+              <w:rPr>
+                <w:rtl/>
+              </w:rPr>
+              <w:t xml:space="preserve">.</w:t>
+            </w:r>
+          </w:p>
+          <w:p>
+            <w:pPr>
+              <w:numPr>
+                <w:ilvl w:val="0"/>
+                <w:numId w:val="1013"/>
+              </w:numPr>
+              <w:bidi/>
+            </w:pPr>
+            <m:oMath>
+              <m:r>
+                <m:t>u</m:t>
+              </m:r>
+              <m:d>
+                <m:dPr>
+                  <m:begChr m:val="("/>
+                  <m:endChr m:val=")"/>
+                  <m:sepChr m:val=""/>
+                  <m:grow/>
+                </m:dPr>
+                <m:e>
+                  <m:r>
+                    <m:t>x</m:t>
+                  </m:r>
+                </m:e>
+              </m:d>
+              <m:r>
+                <m:rPr>
+                  <m:sty m:val="p"/>
+                </m:rPr>
+                <m:t>=</m:t>
+              </m:r>
+              <m:sSup>
+                <m:e>
+                  <m:r>
+                    <m:t>x</m:t>
+                  </m:r>
+                </m:e>
+                <m:sup>
+                  <m:r>
+                    <m:t>2</m:t>
+                  </m:r>
+                </m:sup>
+              </m:sSup>
+              <m:r>
+                <m:rPr>
+                  <m:sty m:val="p"/>
+                </m:rPr>
+                <m:t>+</m:t>
+              </m:r>
+              <m:r>
+                <m:t>2</m:t>
+              </m:r>
+              <m:r>
+                <m:t>x</m:t>
+              </m:r>
+              <m:r>
+                <m:rPr>
+                  <m:sty m:val="p"/>
+                </m:rPr>
+                <m:t>+</m:t>
+              </m:r>
+              <m:r>
+                <m:t>3</m:t>
+              </m:r>
+              <m:r>
+                <m:rPr>
+                  <m:sty m:val="p"/>
+                </m:rPr>
+                <m:t>=</m:t>
+              </m:r>
+              <m:sSup>
+                <m:e>
+                  <m:d>
+                    <m:dPr>
+                      <m:begChr m:val="("/>
+                      <m:endChr m:val=")"/>
+                      <m:sepChr m:val=""/>
+                      <m:grow/>
+                    </m:dPr>
+                    <m:e>
+                      <m:r>
+                        <m:t>x</m:t>
+                      </m:r>
+                      <m:r>
+                        <m:rPr>
+                          <m:sty m:val="p"/>
+                        </m:rPr>
+                        <m:t>+</m:t>
+                      </m:r>
+                      <m:r>
+                        <m:t>1</m:t>
+                      </m:r>
+                    </m:e>
+                  </m:d>
+                </m:e>
+                <m:sup>
+                  <m:r>
+                    <m:t>2</m:t>
+                  </m:r>
+                </m:sup>
+              </m:sSup>
+              <m:r>
+                <m:rPr>
+                  <m:sty m:val="p"/>
+                </m:rPr>
+                <m:t>+</m:t>
+              </m:r>
+              <m:r>
+                <m:t>2</m:t>
+              </m:r>
+              <m:r>
+                <m:rPr>
+                  <m:sty m:val="p"/>
+                </m:rPr>
+                <m:t>&gt;</m:t>
+              </m:r>
+              <m:r>
+                <m:t>0</m:t>
+              </m:r>
+            </m:oMath>
+            <w:r>
+              <w:rPr>
+                <w:rtl/>
+              </w:rPr>
+              <w:t xml:space="preserve"> </w:t>
+            </w:r>
+            <w:r>
+              <w:rPr>
+                <w:rtl/>
+              </w:rPr>
+              <w:t xml:space="preserve">، متناقصة تماماً على</w:t>
+            </w:r>
+            <w:r>
+              <w:rPr>
+                <w:rtl/>
+              </w:rPr>
+              <w:t xml:space="preserve"> </w:t>
+            </w:r>
+            <m:oMath>
+              <m:r>
+                <m:rPr>
+                  <m:sty m:val="p"/>
+                </m:rPr>
+                <m:t>]</m:t>
+              </m:r>
+              <m:r>
+                <m:rPr>
+                  <m:sty m:val="p"/>
+                </m:rPr>
+                <m:t>−</m:t>
+              </m:r>
+              <m:r>
+                <m:rPr>
+                  <m:sty m:val="p"/>
+                </m:rPr>
+                <m:t>∞</m:t>
+              </m:r>
+              <m:r>
+                <m:rPr>
+                  <m:sty m:val="p"/>
+                </m:rPr>
+                <m:t>;</m:t>
+              </m:r>
+              <m:r>
+                <m:rPr>
+                  <m:sty m:val="p"/>
+                </m:rPr>
+                <m:t>−</m:t>
+              </m:r>
+              <m:r>
+                <m:t>1</m:t>
+              </m:r>
+              <m:r>
+                <m:rPr>
+                  <m:sty m:val="p"/>
+                </m:rPr>
+                <m:t>]</m:t>
+              </m:r>
+            </m:oMath>
+            <w:r>
+              <w:rPr>
+                <w:rtl/>
+              </w:rPr>
+              <w:t xml:space="preserve"> </w:t>
+            </w:r>
+            <w:r>
+              <w:rPr>
+                <w:rtl/>
+              </w:rPr>
+              <w:t xml:space="preserve">ومتزايدة تماماً على</w:t>
+            </w:r>
+            <w:r>
+              <w:rPr>
+                <w:rtl/>
+              </w:rPr>
+              <w:t xml:space="preserve"> </w:t>
+            </w:r>
+            <m:oMath>
+              <m:r>
+                <m:rPr>
+                  <m:sty m:val="p"/>
+                </m:rPr>
+                <m:t>[</m:t>
+              </m:r>
+              <m:r>
+                <m:rPr>
+                  <m:sty m:val="p"/>
+                </m:rPr>
+                <m:t>−</m:t>
+              </m:r>
+              <m:r>
+                <m:t>1</m:t>
+              </m:r>
+              <m:r>
+                <m:rPr>
+                  <m:sty m:val="p"/>
+                </m:rPr>
+                <m:t>;</m:t>
+              </m:r>
+              <m:r>
+                <m:rPr>
+                  <m:sty m:val="p"/>
+                </m:rPr>
+                <m:t>+</m:t>
+              </m:r>
+              <m:r>
+                <m:rPr>
+                  <m:sty m:val="p"/>
+                </m:rPr>
+                <m:t>∞</m:t>
+              </m:r>
+              <m:r>
+                <m:rPr>
+                  <m:sty m:val="p"/>
+                </m:rPr>
+                <m:t>[</m:t>
+              </m:r>
+            </m:oMath>
+            <w:r>
+              <w:rPr>
+                <w:rtl/>
+              </w:rPr>
+              <w:t xml:space="preserve"> </w:t>
+            </w:r>
+            <w:r>
+              <w:rPr>
+                <w:rtl/>
+              </w:rPr>
+              <w:t xml:space="preserve">، إذن</w:t>
+            </w:r>
+            <w:r>
+              <w:rPr>
+                <w:rtl/>
+              </w:rPr>
+              <w:t xml:space="preserve"> </w:t>
+            </w:r>
+            <m:oMath>
+              <m:r>
+                <m:t>h</m:t>
+              </m:r>
+              <m:r>
+                <m:rPr>
+                  <m:sty m:val="p"/>
+                </m:rPr>
+                <m:t>=</m:t>
+              </m:r>
+              <m:rad>
+                <m:radPr>
+                  <m:degHide m:val="on"/>
+                </m:radPr>
+                <m:deg/>
+                <m:e>
+                  <m:r>
+                    <m:t>u</m:t>
+                  </m:r>
+                </m:e>
+              </m:rad>
+            </m:oMath>
+            <w:r>
+              <w:rPr>
+                <w:rtl/>
+              </w:rPr>
+              <w:t xml:space="preserve"> </w:t>
+            </w:r>
+            <w:r>
+              <w:rPr>
+                <w:b/>
+                <w:bCs/>
+                <w:rtl/>
+              </w:rPr>
+              <w:t xml:space="preserve">متناقصة تماماً</w:t>
+            </w:r>
+            <w:r>
+              <w:rPr>
+                <w:rtl/>
+              </w:rPr>
+              <w:t xml:space="preserve"> </w:t>
+            </w:r>
+            <w:r>
+              <w:rPr>
+                <w:rtl/>
+              </w:rPr>
+              <w:t xml:space="preserve">على</w:t>
+            </w:r>
+            <w:r>
+              <w:rPr>
+                <w:rtl/>
+              </w:rPr>
+              <w:t xml:space="preserve"> </w:t>
+            </w:r>
+            <m:oMath>
+              <m:r>
+                <m:rPr>
+                  <m:sty m:val="p"/>
+                </m:rPr>
+                <m:t>]</m:t>
+              </m:r>
+              <m:r>
+                <m:rPr>
+                  <m:sty m:val="p"/>
+                </m:rPr>
+                <m:t>−</m:t>
+              </m:r>
+              <m:r>
+                <m:rPr>
+                  <m:sty m:val="p"/>
+                </m:rPr>
+                <m:t>∞</m:t>
+              </m:r>
+              <m:r>
+                <m:rPr>
+                  <m:sty m:val="p"/>
+                </m:rPr>
+                <m:t>;</m:t>
+              </m:r>
+              <m:r>
+                <m:rPr>
+                  <m:sty m:val="p"/>
+                </m:rPr>
+                <m:t>−</m:t>
+              </m:r>
+              <m:r>
+                <m:t>1</m:t>
+              </m:r>
+              <m:r>
+                <m:rPr>
+                  <m:sty m:val="p"/>
+                </m:rPr>
+                <m:t>]</m:t>
+              </m:r>
+            </m:oMath>
+            <w:r>
+              <w:rPr>
+                <w:rtl/>
+              </w:rPr>
+              <w:t xml:space="preserve"> </w:t>
+            </w:r>
+            <w:r>
+              <w:rPr>
+                <w:rtl/>
+              </w:rPr>
+              <w:t xml:space="preserve">و</w:t>
+            </w:r>
+            <w:r>
+              <w:rPr>
+                <w:b/>
+                <w:bCs/>
+                <w:rtl/>
+              </w:rPr>
+              <w:t xml:space="preserve">متزايدة تماماً</w:t>
+            </w:r>
+            <w:r>
+              <w:rPr>
+                <w:rtl/>
+              </w:rPr>
+              <w:t xml:space="preserve"> </w:t>
+            </w:r>
+            <w:r>
+              <w:rPr>
+                <w:rtl/>
+              </w:rPr>
+              <w:t xml:space="preserve">على</w:t>
+            </w:r>
+            <w:r>
+              <w:rPr>
+                <w:rtl/>
+              </w:rPr>
+              <w:t xml:space="preserve"> </w:t>
+            </w:r>
+            <m:oMath>
+              <m:r>
+                <m:rPr>
+                  <m:sty m:val="p"/>
+                </m:rPr>
+                <m:t>[</m:t>
+              </m:r>
+              <m:r>
+                <m:rPr>
+                  <m:sty m:val="p"/>
+                </m:rPr>
+                <m:t>−</m:t>
+              </m:r>
+              <m:r>
+                <m:t>1</m:t>
+              </m:r>
+              <m:r>
+                <m:rPr>
+                  <m:sty m:val="p"/>
+                </m:rPr>
+                <m:t>;</m:t>
+              </m:r>
+              <m:r>
+                <m:rPr>
+                  <m:sty m:val="p"/>
+                </m:rPr>
+                <m:t>+</m:t>
+              </m:r>
+              <m:r>
+                <m:rPr>
+                  <m:sty m:val="p"/>
+                </m:rPr>
+                <m:t>∞</m:t>
+              </m:r>
+              <m:r>
+                <m:rPr>
+                  <m:sty m:val="p"/>
+                </m:rPr>
+                <m:t>[</m:t>
+              </m:r>
+            </m:oMath>
+            <w:r>
+              <w:rPr>
+                <w:rtl/>
+              </w:rPr>
+              <w:t xml:space="preserve"> </w:t>
+            </w:r>
+            <w:r>
+              <w:rPr>
+                <w:rtl/>
+              </w:rPr>
+              <w:t xml:space="preserve">، وقيمتها الحدية الصغرى</w:t>
+            </w:r>
+            <w:r>
+              <w:rPr>
+                <w:rtl/>
+              </w:rPr>
+              <w:t xml:space="preserve"> </w:t>
+            </w:r>
+            <m:oMath>
+              <m:r>
+                <m:t>h</m:t>
+              </m:r>
+              <m:d>
+                <m:dPr>
+                  <m:begChr m:val="("/>
+                  <m:endChr m:val=")"/>
+                  <m:sepChr m:val=""/>
+                  <m:grow/>
+                </m:dPr>
+                <m:e>
+                  <m:r>
+                    <m:rPr>
+                      <m:sty m:val="p"/>
+                    </m:rPr>
+                    <m:t>−</m:t>
+                  </m:r>
+                  <m:r>
+                    <m:t>1</m:t>
+                  </m:r>
+                </m:e>
+              </m:d>
+              <m:r>
+                <m:rPr>
+                  <m:sty m:val="p"/>
+                </m:rPr>
+                <m:t>=</m:t>
+              </m:r>
+              <m:rad>
+                <m:radPr>
+                  <m:degHide m:val="on"/>
+                </m:radPr>
+                <m:deg/>
+                <m:e>
+                  <m:r>
+                    <m:t>2</m:t>
+                  </m:r>
+                </m:e>
+              </m:rad>
+            </m:oMath>
+            <w:r>
+              <w:rPr>
+                <w:rtl/>
+              </w:rPr>
+              <w:t xml:space="preserve">.</w:t>
+            </w:r>
+          </w:p>
+          <w:p>
+            <w:pPr>
+              <w:numPr>
+                <w:ilvl w:val="0"/>
+                <w:numId w:val="1013"/>
+              </w:numPr>
+              <w:bidi/>
+            </w:pPr>
+            <m:oMath>
+              <m:r>
+                <m:t>u</m:t>
+              </m:r>
+              <m:d>
+                <m:dPr>
+                  <m:begChr m:val="("/>
+                  <m:endChr m:val=")"/>
+                  <m:sepChr m:val=""/>
+                  <m:grow/>
+                </m:dPr>
+                <m:e>
+                  <m:r>
+                    <m:t>x</m:t>
+                  </m:r>
+                </m:e>
+              </m:d>
+              <m:r>
+                <m:rPr>
+                  <m:sty m:val="p"/>
+                </m:rPr>
+                <m:t>=</m:t>
+              </m:r>
+              <m:rad>
+                <m:radPr>
+                  <m:degHide m:val="on"/>
+                </m:radPr>
+                <m:deg/>
+                <m:e>
+                  <m:r>
+                    <m:t>x</m:t>
+                  </m:r>
+                </m:e>
+              </m:rad>
+              <m:r>
+                <m:rPr>
+                  <m:sty m:val="p"/>
+                </m:rPr>
+                <m:t>+</m:t>
+              </m:r>
+              <m:r>
+                <m:t>1</m:t>
+              </m:r>
+              <m:r>
+                <m:rPr>
+                  <m:sty m:val="p"/>
+                </m:rPr>
+                <m:t>≥</m:t>
+              </m:r>
+              <m:r>
+                <m:t>1</m:t>
+              </m:r>
+              <m:r>
+                <m:rPr>
+                  <m:sty m:val="p"/>
+                </m:rPr>
+                <m:t>&gt;</m:t>
+              </m:r>
+              <m:r>
+                <m:t>0</m:t>
+              </m:r>
+            </m:oMath>
+            <w:r>
+              <w:rPr>
+                <w:rtl/>
+              </w:rPr>
+              <w:t xml:space="preserve"> </w:t>
+            </w:r>
+            <w:r>
+              <w:rPr>
+                <w:rtl/>
+              </w:rPr>
+              <w:t xml:space="preserve">ومتزايدة تماماً على</w:t>
+            </w:r>
+            <w:r>
+              <w:rPr>
+                <w:rtl/>
+              </w:rPr>
+              <w:t xml:space="preserve"> </w:t>
+            </w:r>
+            <m:oMath>
+              <m:r>
+                <m:rPr>
+                  <m:sty m:val="p"/>
+                </m:rPr>
+                <m:t>[</m:t>
+              </m:r>
+              <m:r>
+                <m:t>0</m:t>
+              </m:r>
+              <m:r>
+                <m:rPr>
+                  <m:sty m:val="p"/>
+                </m:rPr>
+                <m:t>;</m:t>
+              </m:r>
+              <m:r>
+                <m:rPr>
+                  <m:sty m:val="p"/>
+                </m:rPr>
+                <m:t>+</m:t>
+              </m:r>
+              <m:r>
+                <m:rPr>
+                  <m:sty m:val="p"/>
+                </m:rPr>
+                <m:t>∞</m:t>
+              </m:r>
+              <m:r>
+                <m:rPr>
+                  <m:sty m:val="p"/>
+                </m:rPr>
+                <m:t>[</m:t>
+              </m:r>
+            </m:oMath>
+            <w:r>
+              <w:rPr>
+                <w:rtl/>
+              </w:rPr>
+              <w:t xml:space="preserve"> </w:t>
+            </w:r>
+            <w:r>
+              <w:rPr>
+                <w:rtl/>
+              </w:rPr>
+              <w:t xml:space="preserve">، إذن</w:t>
+            </w:r>
+            <w:r>
+              <w:rPr>
+                <w:rtl/>
+              </w:rPr>
+              <w:t xml:space="preserve"> </w:t>
+            </w:r>
+            <m:oMath>
+              <m:f>
+                <m:fPr>
+                  <m:type m:val="bar"/>
+                </m:fPr>
+                <m:num>
+                  <m:r>
+                    <m:t>1</m:t>
+                  </m:r>
+                </m:num>
+                <m:den>
+                  <m:r>
+                    <m:t>u</m:t>
+                  </m:r>
+                </m:den>
+              </m:f>
+            </m:oMath>
+            <w:r>
+              <w:rPr>
+                <w:rtl/>
+              </w:rPr>
+              <w:t xml:space="preserve"> </w:t>
+            </w:r>
+            <w:r>
+              <w:rPr>
+                <w:rtl/>
+              </w:rPr>
+              <w:t xml:space="preserve">متناقصة تماماً ، والضرب في</w:t>
+            </w:r>
+            <w:r>
+              <w:rPr>
+                <w:rtl/>
+              </w:rPr>
+              <w:t xml:space="preserve"> </w:t>
+            </w:r>
+            <m:oMath>
+              <m:r>
+                <m:rPr>
+                  <m:sty m:val="p"/>
+                </m:rPr>
+                <m:t>−</m:t>
+              </m:r>
+              <m:r>
+                <m:t>2</m:t>
+              </m:r>
+              <m:r>
+                <m:rPr>
+                  <m:sty m:val="p"/>
+                </m:rPr>
+                <m:t>&lt;</m:t>
+              </m:r>
+              <m:r>
+                <m:t>0</m:t>
+              </m:r>
+            </m:oMath>
+            <w:r>
+              <w:rPr>
+                <w:rtl/>
+              </w:rPr>
+              <w:t xml:space="preserve"> </w:t>
+            </w:r>
+            <w:r>
+              <w:rPr>
+                <w:rtl/>
+              </w:rPr>
+              <w:t xml:space="preserve">يعكس الاتجاه ، وإضافة</w:t>
+            </w:r>
+            <w:r>
+              <w:rPr>
+                <w:rtl/>
+              </w:rPr>
+              <w:t xml:space="preserve"> </w:t>
+            </w:r>
+            <m:oMath>
+              <m:r>
+                <m:t>3</m:t>
+              </m:r>
+            </m:oMath>
+            <w:r>
+              <w:rPr>
+                <w:rtl/>
+              </w:rPr>
+              <w:t xml:space="preserve"> </w:t>
+            </w:r>
+            <w:r>
+              <w:rPr>
+                <w:rtl/>
+              </w:rPr>
+              <w:t xml:space="preserve">لا تغيره:</w:t>
+            </w:r>
+            <w:r>
+              <w:rPr>
+                <w:rtl/>
+              </w:rPr>
+              <w:t xml:space="preserve"> </w:t>
+            </w:r>
+            <m:oMath>
+              <m:r>
+                <m:t>k</m:t>
+              </m:r>
+            </m:oMath>
+            <w:r>
+              <w:rPr>
+                <w:rtl/>
+              </w:rPr>
+              <w:t xml:space="preserve"> </w:t>
+            </w:r>
+            <w:r>
+              <w:rPr>
+                <w:b/>
+                <w:bCs/>
+                <w:rtl/>
+              </w:rPr>
+              <w:t xml:space="preserve">متزايدة تماماً</w:t>
+            </w:r>
+            <w:r>
+              <w:rPr>
+                <w:rtl/>
+              </w:rPr>
+              <w:t xml:space="preserve"> </w:t>
+            </w:r>
+            <w:r>
+              <w:rPr>
+                <w:rtl/>
+              </w:rPr>
+              <w:t xml:space="preserve">على</w:t>
+            </w:r>
+            <w:r>
+              <w:rPr>
+                <w:rtl/>
+              </w:rPr>
+              <w:t xml:space="preserve"> </w:t>
+            </w:r>
+            <m:oMath>
+              <m:r>
+                <m:rPr>
+                  <m:sty m:val="p"/>
+                </m:rPr>
+                <m:t>[</m:t>
+              </m:r>
+              <m:r>
+                <m:t>0</m:t>
+              </m:r>
+              <m:r>
+                <m:rPr>
+                  <m:sty m:val="p"/>
+                </m:rPr>
+                <m:t>;</m:t>
+              </m:r>
+              <m:r>
+                <m:rPr>
+                  <m:sty m:val="p"/>
+                </m:rPr>
+                <m:t>+</m:t>
+              </m:r>
+              <m:r>
+                <m:rPr>
+                  <m:sty m:val="p"/>
+                </m:rPr>
+                <m:t>∞</m:t>
+              </m:r>
+              <m:r>
+                <m:rPr>
+                  <m:sty m:val="p"/>
+                </m:rPr>
+                <m:t>[</m:t>
+              </m:r>
+            </m:oMath>
+            <w:r>
+              <w:rPr>
+                <w:rtl/>
+              </w:rPr>
+              <w:t xml:space="preserve">.</w:t>
+            </w:r>
+          </w:p>
+        </w:tc>
+      </w:tr>
+    </w:tbl>
+    <w:p>
+      <w:pPr>
+        <w:bidi/>
+        <w:spacing w:before="0" w:after="0"/>
+      </w:pPr>
+    </w:p>
     <w:bookmarkEnd w:id="21"/>
     <w:bookmarkStart w:id="22" w:name="التمثيلات-البيانية"/>
     <w:p>
@@ -9203,7 +11433,7 @@
                 <w:color w:val="FFFFFF"/>
                 <w:rtl/>
               </w:rPr>
-              <w:t xml:space="preserve">التمرين 7: تمثيلات مستنتجة</w:t>
+              <w:t xml:space="preserve">التمرين 8: تمثيلات مستنتجة</w:t>
             </w:r>
           </w:p>
         </w:tc>
@@ -9324,7 +11554,7 @@
             <w:pPr>
               <w:numPr>
                 <w:ilvl w:val="0"/>
-                <w:numId w:val="1012"/>
+                <w:numId w:val="1014"/>
               </w:numPr>
               <w:bidi/>
             </w:pPr>
@@ -9381,7 +11611,7 @@
             <w:pPr>
               <w:numPr>
                 <w:ilvl w:val="0"/>
-                <w:numId w:val="1012"/>
+                <w:numId w:val="1014"/>
               </w:numPr>
               <w:bidi/>
             </w:pPr>
@@ -9575,7 +11805,7 @@
                 <w:color w:val="FFFFFF"/>
                 <w:rtl/>
               </w:rPr>
-              <w:t xml:space="preserve">حل التمرين 7</w:t>
+              <w:t xml:space="preserve">حل التمرين 8</w:t>
             </w:r>
           </w:p>
         </w:tc>
@@ -9613,7 +11843,7 @@
                   <w:pPr>
                     <w:numPr>
                       <w:ilvl w:val="0"/>
-                      <w:numId w:val="1013"/>
+                      <w:numId w:val="1015"/>
                     </w:numPr>
                     <w:bidi/>
                   </w:pPr>
@@ -9732,7 +11962,7 @@
                   <w:pPr>
                     <w:numPr>
                       <w:ilvl w:val="0"/>
-                      <w:numId w:val="1013"/>
+                      <w:numId w:val="1015"/>
                     </w:numPr>
                     <w:bidi/>
                   </w:pPr>
@@ -10356,7 +12586,7 @@
                           <a:graphicData uri="http://schemas.openxmlformats.org/drawingml/2006/picture">
                             <pic:pic>
                               <pic:nvPicPr>
-                                <pic:cNvPr id="0" name="af8970b8abcb8a1d.png"/>
+                                <pic:cNvPr id="0" name="07fc2379b9399b7f.png"/>
                                 <pic:cNvPicPr/>
                               </pic:nvPicPr>
                               <pic:blipFill>
@@ -10441,7 +12671,7 @@
                 <w:color w:val="FFFFFF"/>
                 <w:rtl/>
               </w:rPr>
-              <w:t xml:space="preserve">التمرين 8: منحنى مستنتج بانسحاب</w:t>
+              <w:t xml:space="preserve">التمرين 9: منحنى مستنتج بانسحاب</w:t>
             </w:r>
           </w:p>
         </w:tc>
@@ -10595,7 +12825,7 @@
             <w:pPr>
               <w:numPr>
                 <w:ilvl w:val="0"/>
-                <w:numId w:val="1014"/>
+                <w:numId w:val="1016"/>
               </w:numPr>
               <w:bidi/>
             </w:pPr>
@@ -10652,7 +12882,7 @@
             <w:pPr>
               <w:numPr>
                 <w:ilvl w:val="0"/>
-                <w:numId w:val="1014"/>
+                <w:numId w:val="1016"/>
               </w:numPr>
               <w:bidi/>
             </w:pPr>
@@ -10775,7 +13005,7 @@
                 <w:color w:val="FFFFFF"/>
                 <w:rtl/>
               </w:rPr>
-              <w:t xml:space="preserve">حل التمرين 8</w:t>
+              <w:t xml:space="preserve">حل التمرين 9</w:t>
             </w:r>
           </w:p>
         </w:tc>
@@ -10813,7 +13043,7 @@
                   <w:pPr>
                     <w:numPr>
                       <w:ilvl w:val="0"/>
-                      <w:numId w:val="1015"/>
+                      <w:numId w:val="1017"/>
                     </w:numPr>
                     <w:bidi/>
                   </w:pPr>
@@ -11044,7 +13274,7 @@
                   <w:pPr>
                     <w:numPr>
                       <w:ilvl w:val="0"/>
-                      <w:numId w:val="1015"/>
+                      <w:numId w:val="1017"/>
                     </w:numPr>
                     <w:bidi/>
                   </w:pPr>
@@ -11360,7 +13590,7 @@
                           <a:graphicData uri="http://schemas.openxmlformats.org/drawingml/2006/picture">
                             <pic:pic>
                               <pic:nvPicPr>
-                                <pic:cNvPr id="0" name="fed096197b101949.png"/>
+                                <pic:cNvPr id="0" name="ac4769282c0f6922.png"/>
                                 <pic:cNvPicPr/>
                               </pic:nvPicPr>
                               <pic:blipFill>
@@ -11472,7 +13702,7 @@
                 <w:color w:val="FFFFFF"/>
                 <w:rtl/>
               </w:rPr>
-              <w:t xml:space="preserve">التمرين 9: الشفعية</w:t>
+              <w:t xml:space="preserve">التمرين 10: الشفعية</w:t>
             </w:r>
           </w:p>
         </w:tc>
@@ -11731,7 +13961,7 @@
                 <w:color w:val="FFFFFF"/>
                 <w:rtl/>
               </w:rPr>
-              <w:t xml:space="preserve">حل التمرين 9</w:t>
+              <w:t xml:space="preserve">حل التمرين 10</w:t>
             </w:r>
           </w:p>
         </w:tc>
@@ -11807,7 +14037,7 @@
             <w:pPr>
               <w:numPr>
                 <w:ilvl w:val="0"/>
-                <w:numId w:val="1016"/>
+                <w:numId w:val="1018"/>
               </w:numPr>
               <w:bidi/>
             </w:pPr>
@@ -11989,7 +14219,7 @@
             <w:pPr>
               <w:numPr>
                 <w:ilvl w:val="0"/>
-                <w:numId w:val="1016"/>
+                <w:numId w:val="1018"/>
               </w:numPr>
               <w:bidi/>
             </w:pPr>
@@ -12172,7 +14402,7 @@
             <w:pPr>
               <w:numPr>
                 <w:ilvl w:val="0"/>
-                <w:numId w:val="1016"/>
+                <w:numId w:val="1018"/>
               </w:numPr>
               <w:bidi/>
             </w:pPr>
@@ -12479,7 +14709,7 @@
                 <w:color w:val="FFFFFF"/>
                 <w:rtl/>
               </w:rPr>
-              <w:t xml:space="preserve">التمرين 10: محور التناظر ومركز التناظر</w:t>
+              <w:t xml:space="preserve">التمرين 11: محور التناظر ومركز التناظر</w:t>
             </w:r>
           </w:p>
         </w:tc>
@@ -12494,7 +14724,7 @@
             <w:pPr>
               <w:numPr>
                 <w:ilvl w:val="0"/>
-                <w:numId w:val="1017"/>
+                <w:numId w:val="1019"/>
               </w:numPr>
               <w:bidi/>
             </w:pPr>
@@ -12640,7 +14870,7 @@
             <w:pPr>
               <w:numPr>
                 <w:ilvl w:val="0"/>
-                <w:numId w:val="1017"/>
+                <w:numId w:val="1019"/>
               </w:numPr>
               <w:bidi/>
             </w:pPr>
@@ -12899,7 +15129,7 @@
                 <w:color w:val="FFFFFF"/>
                 <w:rtl/>
               </w:rPr>
-              <w:t xml:space="preserve">حل التمرين 10</w:t>
+              <w:t xml:space="preserve">حل التمرين 11</w:t>
             </w:r>
           </w:p>
         </w:tc>
@@ -12914,7 +15144,7 @@
             <w:pPr>
               <w:numPr>
                 <w:ilvl w:val="0"/>
-                <w:numId w:val="1018"/>
+                <w:numId w:val="1020"/>
               </w:numPr>
               <w:bidi/>
             </w:pPr>
@@ -13396,7 +15626,7 @@
             <w:pPr>
               <w:numPr>
                 <w:ilvl w:val="0"/>
-                <w:numId w:val="1018"/>
+                <w:numId w:val="1020"/>
               </w:numPr>
               <w:bidi/>
             </w:pPr>
@@ -14170,7 +16400,7 @@
                 <w:color w:val="FFFFFF"/>
                 <w:rtl/>
               </w:rPr>
-              <w:t xml:space="preserve">التمرين 11: تغيير المعلم</w:t>
+              <w:t xml:space="preserve">التمرين 12: تغيير المعلم</w:t>
             </w:r>
           </w:p>
         </w:tc>
@@ -14496,7 +16726,7 @@
                 <w:color w:val="FFFFFF"/>
                 <w:rtl/>
               </w:rPr>
-              <w:t xml:space="preserve">حل التمرين 11</w:t>
+              <w:t xml:space="preserve">حل التمرين 12</w:t>
             </w:r>
           </w:p>
         </w:tc>
@@ -15195,7 +17425,7 @@
                 <w:color w:val="FFFFFF"/>
                 <w:rtl/>
               </w:rPr>
-              <w:t xml:space="preserve">التمرين 12: تحليل كثير حدود</w:t>
+              <w:t xml:space="preserve">التمرين 13: تحليل كثير حدود</w:t>
             </w:r>
           </w:p>
         </w:tc>
@@ -15296,7 +17526,7 @@
             <w:pPr>
               <w:numPr>
                 <w:ilvl w:val="0"/>
-                <w:numId w:val="1019"/>
+                <w:numId w:val="1021"/>
               </w:numPr>
               <w:bidi/>
             </w:pPr>
@@ -15351,7 +17581,7 @@
             <w:pPr>
               <w:numPr>
                 <w:ilvl w:val="0"/>
-                <w:numId w:val="1019"/>
+                <w:numId w:val="1021"/>
               </w:numPr>
               <w:bidi/>
             </w:pPr>
@@ -15581,7 +17811,7 @@
             <w:pPr>
               <w:numPr>
                 <w:ilvl w:val="0"/>
-                <w:numId w:val="1019"/>
+                <w:numId w:val="1021"/>
               </w:numPr>
               <w:bidi/>
             </w:pPr>
@@ -15756,7 +17986,7 @@
                 <w:color w:val="FFFFFF"/>
                 <w:rtl/>
               </w:rPr>
-              <w:t xml:space="preserve">حل التمرين 12</w:t>
+              <w:t xml:space="preserve">حل التمرين 13</w:t>
             </w:r>
           </w:p>
         </w:tc>
@@ -15771,7 +18001,7 @@
             <w:pPr>
               <w:numPr>
                 <w:ilvl w:val="0"/>
-                <w:numId w:val="1020"/>
+                <w:numId w:val="1022"/>
               </w:numPr>
               <w:bidi/>
             </w:pPr>
@@ -15895,7 +18125,7 @@
             <w:pPr>
               <w:numPr>
                 <w:ilvl w:val="0"/>
-                <w:numId w:val="1020"/>
+                <w:numId w:val="1022"/>
               </w:numPr>
               <w:bidi/>
             </w:pPr>
@@ -16513,7 +18743,7 @@
             <w:pPr>
               <w:numPr>
                 <w:ilvl w:val="0"/>
-                <w:numId w:val="1020"/>
+                <w:numId w:val="1022"/>
               </w:numPr>
               <w:bidi/>
             </w:pPr>
@@ -17678,7 +19908,7 @@
                 <w:color w:val="FFFFFF"/>
                 <w:rtl/>
               </w:rPr>
-              <w:t xml:space="preserve">التمرين 13: المعادلات والمتراجحات من الدرجة الثانية</w:t>
+              <w:t xml:space="preserve">التمرين 14: المعادلات والمتراجحات من الدرجة الثانية</w:t>
             </w:r>
           </w:p>
         </w:tc>
@@ -17693,7 +19923,7 @@
             <w:pPr>
               <w:numPr>
                 <w:ilvl w:val="0"/>
-                <w:numId w:val="1021"/>
+                <w:numId w:val="1023"/>
               </w:numPr>
               <w:bidi/>
             </w:pPr>
@@ -17917,7 +20147,7 @@
             <w:pPr>
               <w:numPr>
                 <w:ilvl w:val="0"/>
-                <w:numId w:val="1021"/>
+                <w:numId w:val="1023"/>
               </w:numPr>
               <w:bidi/>
             </w:pPr>
@@ -18148,7 +20378,7 @@
             <w:pPr>
               <w:numPr>
                 <w:ilvl w:val="0"/>
-                <w:numId w:val="1021"/>
+                <w:numId w:val="1023"/>
               </w:numPr>
               <w:bidi/>
             </w:pPr>
@@ -18445,7 +20675,7 @@
                 <w:color w:val="FFFFFF"/>
                 <w:rtl/>
               </w:rPr>
-              <w:t xml:space="preserve">حل التمرين 13</w:t>
+              <w:t xml:space="preserve">حل التمرين 14</w:t>
             </w:r>
           </w:p>
         </w:tc>
@@ -18460,7 +20690,7 @@
             <w:pPr>
               <w:numPr>
                 <w:ilvl w:val="0"/>
-                <w:numId w:val="1022"/>
+                <w:numId w:val="1024"/>
               </w:numPr>
               <w:bidi/>
             </w:pPr>
@@ -18910,7 +21140,7 @@
               <w:pStyle w:val="Compact"/>
               <w:numPr>
                 <w:ilvl w:val="0"/>
-                <w:numId w:val="1022"/>
+                <w:numId w:val="1024"/>
               </w:numPr>
               <w:bidi/>
             </w:pPr>
@@ -18919,7 +21149,7 @@
             <w:pPr>
               <w:numPr>
                 <w:ilvl w:val="1"/>
-                <w:numId w:val="1023"/>
+                <w:numId w:val="1025"/>
               </w:numPr>
               <w:bidi/>
             </w:pPr>
@@ -19213,7 +21443,7 @@
             <w:pPr>
               <w:numPr>
                 <w:ilvl w:val="1"/>
-                <w:numId w:val="1023"/>
+                <w:numId w:val="1025"/>
               </w:numPr>
               <w:bidi/>
             </w:pPr>
@@ -19310,7 +21540,7 @@
             <w:pPr>
               <w:numPr>
                 <w:ilvl w:val="1"/>
-                <w:numId w:val="1023"/>
+                <w:numId w:val="1025"/>
               </w:numPr>
               <w:bidi/>
             </w:pPr>
@@ -19451,7 +21681,7 @@
               <w:pStyle w:val="Compact"/>
               <w:numPr>
                 <w:ilvl w:val="0"/>
-                <w:numId w:val="1022"/>
+                <w:numId w:val="1024"/>
               </w:numPr>
               <w:bidi/>
             </w:pPr>
@@ -19460,7 +21690,7 @@
             <w:pPr>
               <w:numPr>
                 <w:ilvl w:val="1"/>
-                <w:numId w:val="1024"/>
+                <w:numId w:val="1026"/>
               </w:numPr>
               <w:bidi/>
             </w:pPr>
@@ -19631,7 +21861,7 @@
             <w:pPr>
               <w:numPr>
                 <w:ilvl w:val="1"/>
-                <w:numId w:val="1024"/>
+                <w:numId w:val="1026"/>
               </w:numPr>
               <w:bidi/>
             </w:pPr>
@@ -19832,7 +22062,7 @@
             <w:pPr>
               <w:numPr>
                 <w:ilvl w:val="1"/>
-                <w:numId w:val="1024"/>
+                <w:numId w:val="1026"/>
               </w:numPr>
               <w:bidi/>
             </w:pPr>
@@ -20089,7 +22319,7 @@
                 <w:color w:val="FFFFFF"/>
                 <w:rtl/>
               </w:rPr>
-              <w:t xml:space="preserve">التمرين 14: مضاعفة التربيع والمعادلات الصماء</w:t>
+              <w:t xml:space="preserve">التمرين 15: مضاعفة التربيع والمعادلات الصماء</w:t>
             </w:r>
           </w:p>
         </w:tc>
@@ -20104,7 +22334,7 @@
             <w:pPr>
               <w:numPr>
                 <w:ilvl w:val="0"/>
-                <w:numId w:val="1025"/>
+                <w:numId w:val="1027"/>
               </w:numPr>
               <w:bidi/>
             </w:pPr>
@@ -20347,7 +22577,7 @@
             <w:pPr>
               <w:numPr>
                 <w:ilvl w:val="0"/>
-                <w:numId w:val="1025"/>
+                <w:numId w:val="1027"/>
               </w:numPr>
               <w:bidi/>
             </w:pPr>
@@ -20454,7 +22684,7 @@
             <w:pPr>
               <w:numPr>
                 <w:ilvl w:val="0"/>
-                <w:numId w:val="1025"/>
+                <w:numId w:val="1027"/>
               </w:numPr>
               <w:bidi/>
             </w:pPr>
@@ -20597,7 +22827,7 @@
                 <w:color w:val="FFFFFF"/>
                 <w:rtl/>
               </w:rPr>
-              <w:t xml:space="preserve">حل التمرين 14</w:t>
+              <w:t xml:space="preserve">حل التمرين 15</w:t>
             </w:r>
           </w:p>
         </w:tc>
@@ -20612,7 +22842,7 @@
             <w:pPr>
               <w:numPr>
                 <w:ilvl w:val="0"/>
-                <w:numId w:val="1026"/>
+                <w:numId w:val="1028"/>
               </w:numPr>
               <w:bidi/>
             </w:pPr>
@@ -20671,7 +22901,7 @@
             <w:pPr>
               <w:numPr>
                 <w:ilvl w:val="1"/>
-                <w:numId w:val="1027"/>
+                <w:numId w:val="1029"/>
               </w:numPr>
               <w:bidi/>
             </w:pPr>
@@ -20905,7 +23135,7 @@
             <w:pPr>
               <w:numPr>
                 <w:ilvl w:val="1"/>
-                <w:numId w:val="1027"/>
+                <w:numId w:val="1029"/>
               </w:numPr>
               <w:bidi/>
             </w:pPr>
@@ -21129,7 +23359,7 @@
             <w:pPr>
               <w:numPr>
                 <w:ilvl w:val="1"/>
-                <w:numId w:val="1027"/>
+                <w:numId w:val="1029"/>
               </w:numPr>
               <w:bidi/>
             </w:pPr>
@@ -21314,7 +23544,7 @@
             <w:pPr>
               <w:numPr>
                 <w:ilvl w:val="0"/>
-                <w:numId w:val="1026"/>
+                <w:numId w:val="1028"/>
               </w:numPr>
               <w:bidi/>
             </w:pPr>
@@ -21628,7 +23858,7 @@
             <w:pPr>
               <w:numPr>
                 <w:ilvl w:val="0"/>
-                <w:numId w:val="1026"/>
+                <w:numId w:val="1028"/>
               </w:numPr>
               <w:bidi/>
             </w:pPr>
@@ -22118,7 +24348,7 @@
                 <w:color w:val="FFFFFF"/>
                 <w:rtl/>
               </w:rPr>
-              <w:t xml:space="preserve">التمرين 15: المجموع والجداء</w:t>
+              <w:t xml:space="preserve">التمرين 16: المجموع والجداء</w:t>
             </w:r>
           </w:p>
         </w:tc>
@@ -22133,7 +24363,7 @@
             <w:pPr>
               <w:numPr>
                 <w:ilvl w:val="0"/>
-                <w:numId w:val="1028"/>
+                <w:numId w:val="1030"/>
               </w:numPr>
               <w:bidi/>
             </w:pPr>
@@ -22188,7 +24418,7 @@
             <w:pPr>
               <w:numPr>
                 <w:ilvl w:val="0"/>
-                <w:numId w:val="1028"/>
+                <w:numId w:val="1030"/>
               </w:numPr>
               <w:bidi/>
             </w:pPr>
@@ -22340,7 +24570,7 @@
                 <w:color w:val="FFFFFF"/>
                 <w:rtl/>
               </w:rPr>
-              <w:t xml:space="preserve">حل التمرين 15</w:t>
+              <w:t xml:space="preserve">حل التمرين 16</w:t>
             </w:r>
           </w:p>
         </w:tc>
@@ -22355,7 +24585,7 @@
             <w:pPr>
               <w:numPr>
                 <w:ilvl w:val="0"/>
-                <w:numId w:val="1029"/>
+                <w:numId w:val="1031"/>
               </w:numPr>
               <w:bidi/>
             </w:pPr>
@@ -22535,7 +24765,7 @@
             <w:pPr>
               <w:numPr>
                 <w:ilvl w:val="0"/>
-                <w:numId w:val="1029"/>
+                <w:numId w:val="1031"/>
               </w:numPr>
               <w:bidi/>
             </w:pPr>
@@ -22957,7 +25187,7 @@
                 <w:color w:val="FFFFFF"/>
                 <w:rtl/>
               </w:rPr>
-              <w:t xml:space="preserve">التمرين 16: القسمة الإقليدية لكثيرات الحدود</w:t>
+              <w:t xml:space="preserve">التمرين 17: القسمة الإقليدية لكثيرات الحدود</w:t>
             </w:r>
           </w:p>
         </w:tc>
@@ -23061,7 +25291,7 @@
             <w:pPr>
               <w:numPr>
                 <w:ilvl w:val="0"/>
-                <w:numId w:val="1030"/>
+                <w:numId w:val="1032"/>
               </w:numPr>
               <w:bidi/>
             </w:pPr>
@@ -23276,7 +25506,7 @@
             <w:pPr>
               <w:numPr>
                 <w:ilvl w:val="0"/>
-                <w:numId w:val="1030"/>
+                <w:numId w:val="1032"/>
               </w:numPr>
               <w:bidi/>
             </w:pPr>
@@ -23384,7 +25614,7 @@
             <w:pPr>
               <w:numPr>
                 <w:ilvl w:val="0"/>
-                <w:numId w:val="1030"/>
+                <w:numId w:val="1032"/>
               </w:numPr>
               <w:bidi/>
             </w:pPr>
@@ -23501,7 +25731,7 @@
             <w:pPr>
               <w:numPr>
                 <w:ilvl w:val="0"/>
-                <w:numId w:val="1030"/>
+                <w:numId w:val="1032"/>
               </w:numPr>
               <w:bidi/>
             </w:pPr>
@@ -23631,7 +25861,7 @@
                 <w:color w:val="FFFFFF"/>
                 <w:rtl/>
               </w:rPr>
-              <w:t xml:space="preserve">حل التمرين 16</w:t>
+              <w:t xml:space="preserve">حل التمرين 17</w:t>
             </w:r>
           </w:p>
         </w:tc>
@@ -23646,7 +25876,7 @@
             <w:pPr>
               <w:numPr>
                 <w:ilvl w:val="0"/>
-                <w:numId w:val="1031"/>
+                <w:numId w:val="1033"/>
               </w:numPr>
               <w:bidi/>
             </w:pPr>
@@ -24836,7 +27066,7 @@
             <w:pPr>
               <w:numPr>
                 <w:ilvl w:val="0"/>
-                <w:numId w:val="1031"/>
+                <w:numId w:val="1033"/>
               </w:numPr>
               <w:bidi/>
             </w:pPr>
@@ -25103,7 +27333,7 @@
             <w:pPr>
               <w:numPr>
                 <w:ilvl w:val="0"/>
-                <w:numId w:val="1031"/>
+                <w:numId w:val="1033"/>
               </w:numPr>
               <w:bidi/>
             </w:pPr>
@@ -26437,7 +28667,7 @@
             <w:pPr>
               <w:numPr>
                 <w:ilvl w:val="0"/>
-                <w:numId w:val="1031"/>
+                <w:numId w:val="1033"/>
               </w:numPr>
               <w:bidi/>
             </w:pPr>
@@ -27048,7 +29278,7 @@
                 <w:color w:val="FFFFFF"/>
                 <w:rtl/>
               </w:rPr>
-              <w:t xml:space="preserve">التمرين 17: جدول هورنر والتحليل</w:t>
+              <w:t xml:space="preserve">التمرين 18: جدول هورنر والتحليل</w:t>
             </w:r>
           </w:p>
         </w:tc>
@@ -27152,7 +29382,7 @@
             <w:pPr>
               <w:numPr>
                 <w:ilvl w:val="0"/>
-                <w:numId w:val="1032"/>
+                <w:numId w:val="1034"/>
               </w:numPr>
               <w:bidi/>
             </w:pPr>
@@ -27213,7 +29443,7 @@
             <w:pPr>
               <w:numPr>
                 <w:ilvl w:val="0"/>
-                <w:numId w:val="1032"/>
+                <w:numId w:val="1034"/>
               </w:numPr>
               <w:bidi/>
             </w:pPr>
@@ -27328,7 +29558,7 @@
             <w:pPr>
               <w:numPr>
                 <w:ilvl w:val="0"/>
-                <w:numId w:val="1032"/>
+                <w:numId w:val="1034"/>
               </w:numPr>
               <w:bidi/>
             </w:pPr>
@@ -27379,7 +29609,7 @@
             <w:pPr>
               <w:numPr>
                 <w:ilvl w:val="0"/>
-                <w:numId w:val="1032"/>
+                <w:numId w:val="1034"/>
               </w:numPr>
               <w:bidi/>
             </w:pPr>
@@ -27554,7 +29784,7 @@
                 <w:color w:val="FFFFFF"/>
                 <w:rtl/>
               </w:rPr>
-              <w:t xml:space="preserve">حل التمرين 17</w:t>
+              <w:t xml:space="preserve">حل التمرين 18</w:t>
             </w:r>
           </w:p>
         </w:tc>
@@ -27569,7 +29799,7 @@
             <w:pPr>
               <w:numPr>
                 <w:ilvl w:val="0"/>
-                <w:numId w:val="1033"/>
+                <w:numId w:val="1035"/>
               </w:numPr>
               <w:bidi/>
             </w:pPr>
@@ -27711,7 +29941,7 @@
             <w:pPr>
               <w:numPr>
                 <w:ilvl w:val="0"/>
-                <w:numId w:val="1033"/>
+                <w:numId w:val="1035"/>
               </w:numPr>
               <w:bidi/>
             </w:pPr>
@@ -28401,7 +30631,7 @@
             <w:pPr>
               <w:numPr>
                 <w:ilvl w:val="0"/>
-                <w:numId w:val="1033"/>
+                <w:numId w:val="1035"/>
               </w:numPr>
               <w:bidi/>
             </w:pPr>
@@ -28746,7 +30976,7 @@
             <w:pPr>
               <w:numPr>
                 <w:ilvl w:val="0"/>
-                <w:numId w:val="1033"/>
+                <w:numId w:val="1035"/>
               </w:numPr>
               <w:bidi/>
             </w:pPr>
@@ -29947,7 +32177,7 @@
                 <w:color w:val="FFFFFF"/>
                 <w:rtl/>
               </w:rPr>
-              <w:t xml:space="preserve">التمرين 18: تعيين وسيط حتى يكون عدد جذراً</w:t>
+              <w:t xml:space="preserve">التمرين 19: تعيين وسيط حتى يكون عدد جذراً</w:t>
             </w:r>
           </w:p>
         </w:tc>
@@ -29962,7 +32192,7 @@
             <w:pPr>
               <w:numPr>
                 <w:ilvl w:val="0"/>
-                <w:numId w:val="1034"/>
+                <w:numId w:val="1036"/>
               </w:numPr>
               <w:bidi/>
             </w:pPr>
@@ -30209,7 +32439,7 @@
             <w:pPr>
               <w:numPr>
                 <w:ilvl w:val="0"/>
-                <w:numId w:val="1034"/>
+                <w:numId w:val="1036"/>
               </w:numPr>
               <w:bidi/>
             </w:pPr>
@@ -30580,7 +32810,7 @@
                 <w:color w:val="FFFFFF"/>
                 <w:rtl/>
               </w:rPr>
-              <w:t xml:space="preserve">حل التمرين 18</w:t>
+              <w:t xml:space="preserve">حل التمرين 19</w:t>
             </w:r>
           </w:p>
         </w:tc>
@@ -30595,7 +32825,7 @@
             <w:pPr>
               <w:numPr>
                 <w:ilvl w:val="0"/>
-                <w:numId w:val="1035"/>
+                <w:numId w:val="1037"/>
               </w:numPr>
               <w:bidi/>
               <w:ind w:left="567"/>
@@ -31764,7 +33994,7 @@
             <w:pPr>
               <w:numPr>
                 <w:ilvl w:val="0"/>
-                <w:numId w:val="1035"/>
+                <w:numId w:val="1037"/>
               </w:numPr>
               <w:bidi/>
               <w:ind w:left="567"/>
@@ -32864,7 +35094,7 @@
                 <w:color w:val="FFFFFF"/>
                 <w:rtl/>
               </w:rPr>
-              <w:t xml:space="preserve">التمرين 19: تحليل كامل ، إشارة ومتراجحات</w:t>
+              <w:t xml:space="preserve">التمرين 20: تحليل كامل ، إشارة ومتراجحات</w:t>
             </w:r>
           </w:p>
         </w:tc>
@@ -32968,7 +35198,7 @@
             <w:pPr>
               <w:numPr>
                 <w:ilvl w:val="0"/>
-                <w:numId w:val="1036"/>
+                <w:numId w:val="1038"/>
               </w:numPr>
               <w:bidi/>
             </w:pPr>
@@ -33119,7 +35349,7 @@
             <w:pPr>
               <w:numPr>
                 <w:ilvl w:val="0"/>
-                <w:numId w:val="1036"/>
+                <w:numId w:val="1038"/>
               </w:numPr>
               <w:bidi/>
             </w:pPr>
@@ -33170,7 +35400,7 @@
             <w:pPr>
               <w:numPr>
                 <w:ilvl w:val="0"/>
-                <w:numId w:val="1036"/>
+                <w:numId w:val="1038"/>
               </w:numPr>
               <w:bidi/>
             </w:pPr>
@@ -33287,7 +35517,7 @@
             <w:pPr>
               <w:numPr>
                 <w:ilvl w:val="0"/>
-                <w:numId w:val="1036"/>
+                <w:numId w:val="1038"/>
               </w:numPr>
               <w:bidi/>
             </w:pPr>
@@ -33458,7 +35688,7 @@
                 <w:color w:val="FFFFFF"/>
                 <w:rtl/>
               </w:rPr>
-              <w:t xml:space="preserve">حل التمرين 19</w:t>
+              <w:t xml:space="preserve">حل التمرين 20</w:t>
             </w:r>
           </w:p>
         </w:tc>
@@ -33473,7 +35703,7 @@
             <w:pPr>
               <w:numPr>
                 <w:ilvl w:val="0"/>
-                <w:numId w:val="1037"/>
+                <w:numId w:val="1039"/>
               </w:numPr>
               <w:bidi/>
             </w:pPr>
@@ -34036,7 +36266,7 @@
             <w:pPr>
               <w:numPr>
                 <w:ilvl w:val="0"/>
-                <w:numId w:val="1037"/>
+                <w:numId w:val="1039"/>
               </w:numPr>
               <w:bidi/>
             </w:pPr>
@@ -34544,7 +36774,7 @@
             <w:pPr>
               <w:numPr>
                 <w:ilvl w:val="0"/>
-                <w:numId w:val="1037"/>
+                <w:numId w:val="1039"/>
               </w:numPr>
               <w:bidi/>
             </w:pPr>
@@ -35642,7 +37872,7 @@
             <w:pPr>
               <w:numPr>
                 <w:ilvl w:val="0"/>
-                <w:numId w:val="1037"/>
+                <w:numId w:val="1039"/>
               </w:numPr>
               <w:bidi/>
             </w:pPr>
@@ -36691,7 +38921,7 @@
                 <w:color w:val="FFFFFF"/>
                 <w:rtl/>
               </w:rPr>
-              <w:t xml:space="preserve">التمرين 20: شامل (1)</w:t>
+              <w:t xml:space="preserve">التمرين 21: شامل (1)</w:t>
             </w:r>
           </w:p>
         </w:tc>
@@ -36872,7 +39102,7 @@
             <w:pPr>
               <w:numPr>
                 <w:ilvl w:val="0"/>
-                <w:numId w:val="1038"/>
+                <w:numId w:val="1040"/>
               </w:numPr>
               <w:bidi/>
             </w:pPr>
@@ -36965,7 +39195,7 @@
             <w:pPr>
               <w:numPr>
                 <w:ilvl w:val="0"/>
-                <w:numId w:val="1038"/>
+                <w:numId w:val="1040"/>
               </w:numPr>
               <w:bidi/>
             </w:pPr>
@@ -37039,7 +39269,7 @@
             <w:pPr>
               <w:numPr>
                 <w:ilvl w:val="0"/>
-                <w:numId w:val="1038"/>
+                <w:numId w:val="1040"/>
               </w:numPr>
               <w:bidi/>
             </w:pPr>
@@ -37126,7 +39356,7 @@
             <w:pPr>
               <w:numPr>
                 <w:ilvl w:val="0"/>
-                <w:numId w:val="1038"/>
+                <w:numId w:val="1040"/>
               </w:numPr>
               <w:bidi/>
             </w:pPr>
@@ -37203,7 +39433,7 @@
             <w:pPr>
               <w:numPr>
                 <w:ilvl w:val="0"/>
-                <w:numId w:val="1038"/>
+                <w:numId w:val="1040"/>
               </w:numPr>
               <w:bidi/>
             </w:pPr>
@@ -37364,7 +39594,7 @@
                 <w:color w:val="FFFFFF"/>
                 <w:rtl/>
               </w:rPr>
-              <w:t xml:space="preserve">حل التمرين 20</w:t>
+              <w:t xml:space="preserve">حل التمرين 21</w:t>
             </w:r>
           </w:p>
         </w:tc>
@@ -37402,7 +39632,7 @@
                   <w:pPr>
                     <w:numPr>
                       <w:ilvl w:val="0"/>
-                      <w:numId w:val="1039"/>
+                      <w:numId w:val="1041"/>
                     </w:numPr>
                     <w:bidi/>
                   </w:pPr>
@@ -37625,7 +39855,7 @@
                   <w:pPr>
                     <w:numPr>
                       <w:ilvl w:val="0"/>
-                      <w:numId w:val="1039"/>
+                      <w:numId w:val="1041"/>
                     </w:numPr>
                     <w:bidi/>
                   </w:pPr>
@@ -37825,7 +40055,7 @@
                   <w:pPr>
                     <w:numPr>
                       <w:ilvl w:val="0"/>
-                      <w:numId w:val="1039"/>
+                      <w:numId w:val="1041"/>
                     </w:numPr>
                     <w:bidi/>
                   </w:pPr>
@@ -38360,7 +40590,7 @@
                           <a:graphicData uri="http://schemas.openxmlformats.org/drawingml/2006/picture">
                             <pic:pic>
                               <pic:nvPicPr>
-                                <pic:cNvPr id="0" name="79cc6caf8201ffba.png"/>
+                                <pic:cNvPr id="0" name="004cf6a662f93360.png"/>
                                 <pic:cNvPicPr/>
                               </pic:nvPicPr>
                               <pic:blipFill>
@@ -38390,7 +40620,7 @@
             <w:pPr>
               <w:numPr>
                 <w:ilvl w:val="0"/>
-                <w:numId w:val="1040"/>
+                <w:numId w:val="1042"/>
               </w:numPr>
               <w:bidi/>
               <w:spacing w:before="120"/>
@@ -38503,7 +40733,7 @@
             <w:pPr>
               <w:numPr>
                 <w:ilvl w:val="1"/>
-                <w:numId w:val="1041"/>
+                <w:numId w:val="1043"/>
               </w:numPr>
               <w:bidi/>
             </w:pPr>
@@ -38550,7 +40780,7 @@
             <w:pPr>
               <w:numPr>
                 <w:ilvl w:val="1"/>
-                <w:numId w:val="1041"/>
+                <w:numId w:val="1043"/>
               </w:numPr>
               <w:bidi/>
             </w:pPr>
@@ -38623,7 +40853,7 @@
             <w:pPr>
               <w:numPr>
                 <w:ilvl w:val="1"/>
-                <w:numId w:val="1041"/>
+                <w:numId w:val="1043"/>
               </w:numPr>
               <w:bidi/>
             </w:pPr>
@@ -38670,7 +40900,7 @@
             <w:pPr>
               <w:numPr>
                 <w:ilvl w:val="0"/>
-                <w:numId w:val="1040"/>
+                <w:numId w:val="1042"/>
               </w:numPr>
               <w:bidi/>
             </w:pPr>
@@ -39115,7 +41345,7 @@
                 <w:color w:val="FFFFFF"/>
                 <w:rtl/>
               </w:rPr>
-              <w:t xml:space="preserve">التمرين 21: شامل (2)</w:t>
+              <w:t xml:space="preserve">التمرين 22: شامل (2)</w:t>
             </w:r>
           </w:p>
         </w:tc>
@@ -39272,7 +41502,7 @@
             <w:pPr>
               <w:numPr>
                 <w:ilvl w:val="0"/>
-                <w:numId w:val="1042"/>
+                <w:numId w:val="1044"/>
               </w:numPr>
               <w:bidi/>
             </w:pPr>
@@ -39376,7 +41606,7 @@
             <w:pPr>
               <w:numPr>
                 <w:ilvl w:val="0"/>
-                <w:numId w:val="1042"/>
+                <w:numId w:val="1044"/>
               </w:numPr>
               <w:bidi/>
             </w:pPr>
@@ -39514,7 +41744,7 @@
             <w:pPr>
               <w:numPr>
                 <w:ilvl w:val="0"/>
-                <w:numId w:val="1042"/>
+                <w:numId w:val="1044"/>
               </w:numPr>
               <w:bidi/>
             </w:pPr>
@@ -39610,7 +41840,7 @@
             <w:pPr>
               <w:numPr>
                 <w:ilvl w:val="0"/>
-                <w:numId w:val="1042"/>
+                <w:numId w:val="1044"/>
               </w:numPr>
               <w:bidi/>
             </w:pPr>
@@ -39767,7 +41997,7 @@
                 <w:color w:val="FFFFFF"/>
                 <w:rtl/>
               </w:rPr>
-              <w:t xml:space="preserve">حل التمرين 21</w:t>
+              <w:t xml:space="preserve">حل التمرين 22</w:t>
             </w:r>
           </w:p>
         </w:tc>
@@ -39782,7 +42012,7 @@
             <w:pPr>
               <w:numPr>
                 <w:ilvl w:val="0"/>
-                <w:numId w:val="1043"/>
+                <w:numId w:val="1045"/>
               </w:numPr>
               <w:bidi/>
             </w:pPr>
@@ -39957,7 +42187,7 @@
             <w:pPr>
               <w:numPr>
                 <w:ilvl w:val="0"/>
-                <w:numId w:val="1043"/>
+                <w:numId w:val="1045"/>
               </w:numPr>
               <w:bidi/>
             </w:pPr>
@@ -40284,7 +42514,7 @@
             <w:pPr>
               <w:numPr>
                 <w:ilvl w:val="0"/>
-                <w:numId w:val="1043"/>
+                <w:numId w:val="1045"/>
               </w:numPr>
               <w:bidi/>
             </w:pPr>
@@ -40531,7 +42761,7 @@
             <w:pPr>
               <w:numPr>
                 <w:ilvl w:val="0"/>
-                <w:numId w:val="1043"/>
+                <w:numId w:val="1045"/>
               </w:numPr>
               <w:bidi/>
             </w:pPr>
@@ -41909,7 +44139,34 @@
     </w:lvlOverride>
   </w:num>
   <w:num w:numId="1016">
-    <w:abstractNumId w:val="991"/>
+    <w:abstractNumId w:val="99201"/>
+    <w:lvlOverride w:ilvl="0">
+      <w:startOverride w:val="1"/>
+    </w:lvlOverride>
+    <w:lvlOverride w:ilvl="1">
+      <w:startOverride w:val="1"/>
+    </w:lvlOverride>
+    <w:lvlOverride w:ilvl="2">
+      <w:startOverride w:val="1"/>
+    </w:lvlOverride>
+    <w:lvlOverride w:ilvl="3">
+      <w:startOverride w:val="1"/>
+    </w:lvlOverride>
+    <w:lvlOverride w:ilvl="4">
+      <w:startOverride w:val="1"/>
+    </w:lvlOverride>
+    <w:lvlOverride w:ilvl="5">
+      <w:startOverride w:val="1"/>
+    </w:lvlOverride>
+    <w:lvlOverride w:ilvl="6">
+      <w:startOverride w:val="1"/>
+    </w:lvlOverride>
+    <w:lvlOverride w:ilvl="7">
+      <w:startOverride w:val="1"/>
+    </w:lvlOverride>
+    <w:lvlOverride w:ilvl="8">
+      <w:startOverride w:val="1"/>
+    </w:lvlOverride>
   </w:num>
   <w:num w:numId="1017">
     <w:abstractNumId w:val="99201"/>
@@ -41942,34 +44199,7 @@
     </w:lvlOverride>
   </w:num>
   <w:num w:numId="1018">
-    <w:abstractNumId w:val="99201"/>
-    <w:lvlOverride w:ilvl="0">
-      <w:startOverride w:val="1"/>
-    </w:lvlOverride>
-    <w:lvlOverride w:ilvl="1">
-      <w:startOverride w:val="1"/>
-    </w:lvlOverride>
-    <w:lvlOverride w:ilvl="2">
-      <w:startOverride w:val="1"/>
-    </w:lvlOverride>
-    <w:lvlOverride w:ilvl="3">
-      <w:startOverride w:val="1"/>
-    </w:lvlOverride>
-    <w:lvlOverride w:ilvl="4">
-      <w:startOverride w:val="1"/>
-    </w:lvlOverride>
-    <w:lvlOverride w:ilvl="5">
-      <w:startOverride w:val="1"/>
-    </w:lvlOverride>
-    <w:lvlOverride w:ilvl="6">
-      <w:startOverride w:val="1"/>
-    </w:lvlOverride>
-    <w:lvlOverride w:ilvl="7">
-      <w:startOverride w:val="1"/>
-    </w:lvlOverride>
-    <w:lvlOverride w:ilvl="8">
-      <w:startOverride w:val="1"/>
-    </w:lvlOverride>
+    <w:abstractNumId w:val="991"/>
   </w:num>
   <w:num w:numId="1019">
     <w:abstractNumId w:val="99201"/>
@@ -42092,12 +44322,6 @@
     </w:lvlOverride>
   </w:num>
   <w:num w:numId="1023">
-    <w:abstractNumId w:val="991"/>
-  </w:num>
-  <w:num w:numId="1024">
-    <w:abstractNumId w:val="991"/>
-  </w:num>
-  <w:num w:numId="1025">
     <w:abstractNumId w:val="99201"/>
     <w:lvlOverride w:ilvl="0">
       <w:startOverride w:val="1"/>
@@ -42127,7 +44351,7 @@
       <w:startOverride w:val="1"/>
     </w:lvlOverride>
   </w:num>
-  <w:num w:numId="1026">
+  <w:num w:numId="1024">
     <w:abstractNumId w:val="99201"/>
     <w:lvlOverride w:ilvl="0">
       <w:startOverride w:val="1"/>
@@ -42157,8 +44381,41 @@
       <w:startOverride w:val="1"/>
     </w:lvlOverride>
   </w:num>
+  <w:num w:numId="1025">
+    <w:abstractNumId w:val="991"/>
+  </w:num>
+  <w:num w:numId="1026">
+    <w:abstractNumId w:val="991"/>
+  </w:num>
   <w:num w:numId="1027">
-    <w:abstractNumId w:val="991"/>
+    <w:abstractNumId w:val="99201"/>
+    <w:lvlOverride w:ilvl="0">
+      <w:startOverride w:val="1"/>
+    </w:lvlOverride>
+    <w:lvlOverride w:ilvl="1">
+      <w:startOverride w:val="1"/>
+    </w:lvlOverride>
+    <w:lvlOverride w:ilvl="2">
+      <w:startOverride w:val="1"/>
+    </w:lvlOverride>
+    <w:lvlOverride w:ilvl="3">
+      <w:startOverride w:val="1"/>
+    </w:lvlOverride>
+    <w:lvlOverride w:ilvl="4">
+      <w:startOverride w:val="1"/>
+    </w:lvlOverride>
+    <w:lvlOverride w:ilvl="5">
+      <w:startOverride w:val="1"/>
+    </w:lvlOverride>
+    <w:lvlOverride w:ilvl="6">
+      <w:startOverride w:val="1"/>
+    </w:lvlOverride>
+    <w:lvlOverride w:ilvl="7">
+      <w:startOverride w:val="1"/>
+    </w:lvlOverride>
+    <w:lvlOverride w:ilvl="8">
+      <w:startOverride w:val="1"/>
+    </w:lvlOverride>
   </w:num>
   <w:num w:numId="1028">
     <w:abstractNumId w:val="99201"/>
@@ -42191,34 +44448,7 @@
     </w:lvlOverride>
   </w:num>
   <w:num w:numId="1029">
-    <w:abstractNumId w:val="99201"/>
-    <w:lvlOverride w:ilvl="0">
-      <w:startOverride w:val="1"/>
-    </w:lvlOverride>
-    <w:lvlOverride w:ilvl="1">
-      <w:startOverride w:val="1"/>
-    </w:lvlOverride>
-    <w:lvlOverride w:ilvl="2">
-      <w:startOverride w:val="1"/>
-    </w:lvlOverride>
-    <w:lvlOverride w:ilvl="3">
-      <w:startOverride w:val="1"/>
-    </w:lvlOverride>
-    <w:lvlOverride w:ilvl="4">
-      <w:startOverride w:val="1"/>
-    </w:lvlOverride>
-    <w:lvlOverride w:ilvl="5">
-      <w:startOverride w:val="1"/>
-    </w:lvlOverride>
-    <w:lvlOverride w:ilvl="6">
-      <w:startOverride w:val="1"/>
-    </w:lvlOverride>
-    <w:lvlOverride w:ilvl="7">
-      <w:startOverride w:val="1"/>
-    </w:lvlOverride>
-    <w:lvlOverride w:ilvl="8">
-      <w:startOverride w:val="1"/>
-    </w:lvlOverride>
+    <w:abstractNumId w:val="991"/>
   </w:num>
   <w:num w:numId="1030">
     <w:abstractNumId w:val="99201"/>
@@ -42521,6 +44751,66 @@
     </w:lvlOverride>
   </w:num>
   <w:num w:numId="1040">
+    <w:abstractNumId w:val="99201"/>
+    <w:lvlOverride w:ilvl="0">
+      <w:startOverride w:val="1"/>
+    </w:lvlOverride>
+    <w:lvlOverride w:ilvl="1">
+      <w:startOverride w:val="1"/>
+    </w:lvlOverride>
+    <w:lvlOverride w:ilvl="2">
+      <w:startOverride w:val="1"/>
+    </w:lvlOverride>
+    <w:lvlOverride w:ilvl="3">
+      <w:startOverride w:val="1"/>
+    </w:lvlOverride>
+    <w:lvlOverride w:ilvl="4">
+      <w:startOverride w:val="1"/>
+    </w:lvlOverride>
+    <w:lvlOverride w:ilvl="5">
+      <w:startOverride w:val="1"/>
+    </w:lvlOverride>
+    <w:lvlOverride w:ilvl="6">
+      <w:startOverride w:val="1"/>
+    </w:lvlOverride>
+    <w:lvlOverride w:ilvl="7">
+      <w:startOverride w:val="1"/>
+    </w:lvlOverride>
+    <w:lvlOverride w:ilvl="8">
+      <w:startOverride w:val="1"/>
+    </w:lvlOverride>
+  </w:num>
+  <w:num w:numId="1041">
+    <w:abstractNumId w:val="99201"/>
+    <w:lvlOverride w:ilvl="0">
+      <w:startOverride w:val="1"/>
+    </w:lvlOverride>
+    <w:lvlOverride w:ilvl="1">
+      <w:startOverride w:val="1"/>
+    </w:lvlOverride>
+    <w:lvlOverride w:ilvl="2">
+      <w:startOverride w:val="1"/>
+    </w:lvlOverride>
+    <w:lvlOverride w:ilvl="3">
+      <w:startOverride w:val="1"/>
+    </w:lvlOverride>
+    <w:lvlOverride w:ilvl="4">
+      <w:startOverride w:val="1"/>
+    </w:lvlOverride>
+    <w:lvlOverride w:ilvl="5">
+      <w:startOverride w:val="1"/>
+    </w:lvlOverride>
+    <w:lvlOverride w:ilvl="6">
+      <w:startOverride w:val="1"/>
+    </w:lvlOverride>
+    <w:lvlOverride w:ilvl="7">
+      <w:startOverride w:val="1"/>
+    </w:lvlOverride>
+    <w:lvlOverride w:ilvl="8">
+      <w:startOverride w:val="1"/>
+    </w:lvlOverride>
+  </w:num>
+  <w:num w:numId="1042">
     <w:abstractNumId w:val="99204"/>
     <w:lvlOverride w:ilvl="0">
       <w:startOverride w:val="4"/>
@@ -42550,10 +44840,10 @@
       <w:startOverride w:val="4"/>
     </w:lvlOverride>
   </w:num>
-  <w:num w:numId="1041">
+  <w:num w:numId="1043">
     <w:abstractNumId w:val="991"/>
   </w:num>
-  <w:num w:numId="1042">
+  <w:num w:numId="1044">
     <w:abstractNumId w:val="99201"/>
     <w:lvlOverride w:ilvl="0">
       <w:startOverride w:val="1"/>
@@ -42583,7 +44873,7 @@
       <w:startOverride w:val="1"/>
     </w:lvlOverride>
   </w:num>
-  <w:num w:numId="1043">
+  <w:num w:numId="1045">
     <w:abstractNumId w:val="99201"/>
     <w:lvlOverride w:ilvl="0">
       <w:startOverride w:val="1"/>
